--- a/GIAI_DOAN_3_KE_HOACH.docx
+++ b/GIAI_DOAN_3_KE_HOACH.docx
@@ -48,7 +48,7 @@
     </w:p>
     <w:p>
       <w:pPr>
-        <w:pStyle w:val="Heading1"/>
+        <w:pStyle w:val="u1"/>
         <w:spacing w:before="360" w:after="160"/>
       </w:pPr>
       <w:r>
@@ -133,104 +133,478 @@
     </w:p>
     <w:p>
       <w:pPr>
-        <w:pStyle w:val="Heading1"/>
+        <w:pStyle w:val="u1"/>
         <w:spacing w:before="360" w:after="160"/>
-      </w:pPr>
-      <w:r>
-        <w:t>PHẦN I: SỬA CƠ KHÍ</w:t>
-      </w:r>
-    </w:p>
-    <w:p>
-      <w:pPr>
-        <w:pStyle w:val="Heading2"/>
+        <w:rPr>
+          <w:lang w:val="vi-VN"/>
+        </w:rPr>
+      </w:pPr>
+      <w:r>
+        <w:t xml:space="preserve">PHẦN I: </w:t>
+      </w:r>
+      <w:r>
+        <w:t>THIẾT</w:t>
+      </w:r>
+      <w:r>
+        <w:rPr>
+          <w:lang w:val="vi-VN"/>
+        </w:rPr>
+        <w:t xml:space="preserve"> KẾ BỘ GIẢM TỐC CYCLOID</w:t>
+      </w:r>
+    </w:p>
+    <w:p>
+      <w:pPr>
+        <w:pStyle w:val="u2"/>
         <w:spacing w:before="280" w:after="140"/>
-      </w:pPr>
-      <w:r>
-        <w:t>1.1. Hộp số cycloid tỷ số 2:3 (không có độ rơ) — cần nghiên cứu thêm</w:t>
+        <w:rPr>
+          <w:lang w:val="vi-VN"/>
+        </w:rPr>
+      </w:pPr>
+      <w:r>
+        <w:t xml:space="preserve">1.1. </w:t>
+      </w:r>
+      <w:proofErr w:type="spellStart"/>
+      <w:r>
+        <w:t>Hộp</w:t>
+      </w:r>
+      <w:proofErr w:type="spellEnd"/>
+      <w:r>
+        <w:t xml:space="preserve"> </w:t>
+      </w:r>
+      <w:proofErr w:type="spellStart"/>
+      <w:r>
+        <w:t>số</w:t>
+      </w:r>
+      <w:proofErr w:type="spellEnd"/>
+      <w:r>
+        <w:t xml:space="preserve"> cycloid </w:t>
+      </w:r>
+      <w:proofErr w:type="spellStart"/>
+      <w:r>
+        <w:t>tỷ</w:t>
+      </w:r>
+      <w:proofErr w:type="spellEnd"/>
+      <w:r>
+        <w:t xml:space="preserve"> </w:t>
+      </w:r>
+      <w:proofErr w:type="spellStart"/>
+      <w:r>
+        <w:t>số</w:t>
+      </w:r>
+      <w:proofErr w:type="spellEnd"/>
+      <w:r>
+        <w:t xml:space="preserve"> </w:t>
+      </w:r>
+      <w:r>
+        <w:t>1</w:t>
+      </w:r>
+      <w:r>
+        <w:t>:</w:t>
+      </w:r>
+      <w:r>
+        <w:t>17</w:t>
+      </w:r>
+      <w:r>
+        <w:t xml:space="preserve"> (</w:t>
+      </w:r>
+      <w:proofErr w:type="spellStart"/>
+      <w:r>
+        <w:t>tối</w:t>
+      </w:r>
+      <w:proofErr w:type="spellEnd"/>
+      <w:r>
+        <w:rPr>
+          <w:lang w:val="vi-VN"/>
+        </w:rPr>
+        <w:t xml:space="preserve"> ưu độ rơ ~ 0</w:t>
+      </w:r>
+      <w:r>
+        <w:t>)</w:t>
       </w:r>
     </w:p>
     <w:p>
       <w:pPr>
         <w:spacing w:after="160" w:line="300" w:lineRule="auto"/>
       </w:pPr>
-      <w:r>
-        <w:t xml:space="preserve">Theo báo cáo Giai đoạn 2, khớp 4 và khớp 6 hiện dùng hộp số tỷ số truyền 2:3 (servo xoay 3° để khớp xoay 2°). Đây chính là hộp số có độ rơ lớn nhất trong hệ (bánh răng trụ thường, khe hở ăn khớp cố định), nên được ưu tiên xử lý trước — nhưng mục này </w:t>
-      </w:r>
       <w:r>
         <w:rPr>
           <w:b/>
           <w:bCs/>
         </w:rPr>
-        <w:t>chưa nên chốt phương án</w:t>
-      </w:r>
-      <w:r>
-        <w:t>, vì đúng như đánh giá của bạn: tỷ số 2:3 (≈1,5:1) thực sự không khả thi với kiến trúc cycloid/RV chuẩn, cần nghiên cứu thêm trước khi quyết định hướng thiết kế.</w:t>
-      </w:r>
-    </w:p>
-    <w:p>
-      <w:pPr>
-        <w:spacing w:after="160" w:line="300" w:lineRule="auto"/>
-      </w:pPr>
-      <w:r>
-        <w:rPr>
-          <w:b/>
-          <w:bCs/>
-        </w:rPr>
-        <w:t>Vì sao 2:3 không khả thi với cycloid chuẩn:</w:t>
-      </w:r>
-      <w:r>
-        <w:t xml:space="preserve"> bộ truyền cycloid dạng con lăn — chốt (kiểu Cyclo/RV, dùng phổ biến trong khớp robot công nghiệp vì đặc tính gần như zero-backlash nhờ 30–50% số chốt tiếp xúc đồng thời) có tỷ số truyền xác định bởi công thức </w:t>
-      </w:r>
-      <w:r>
-        <w:rPr>
-          <w:i/>
-          <w:iCs/>
-        </w:rPr>
-        <w:t>i = Zc : 1</w:t>
-      </w:r>
-      <w:r>
-        <w:t xml:space="preserve"> với </w:t>
-      </w:r>
-      <w:r>
-        <w:rPr>
-          <w:i/>
-          <w:iCs/>
-        </w:rPr>
-        <w:t>Zc = Zr − 1</w:t>
-      </w:r>
-      <w:r>
-        <w:t xml:space="preserve"> (Zr là số chốt trên vành cố định, Zc là số thuỳ trên đĩa cycloid). Cấu hình này chỉ ổn định cơ học từ Zr ≥ 3 trở lên, tức tỷ số nhỏ nhất khả dụng đã là 2:1 — không có cấu hình chuẩn nào cho ra đúng 1,5:1, và đây còn là tỷ số tăng tốc (servo quay ít hơn khớp) chứ không phải giảm tốc như cách cycloid chuẩn vốn được thiết kế để làm.</w:t>
-      </w:r>
-    </w:p>
-    <w:p>
-      <w:pPr>
-        <w:spacing w:after="160" w:line="300" w:lineRule="auto"/>
-      </w:pPr>
-      <w:r>
-        <w:rPr>
-          <w:b/>
-          <w:bCs/>
-        </w:rPr>
         <w:t>Các hướng cần khảo sát thêm trước khi chọn thiết kế cuối cùng:</w:t>
       </w:r>
     </w:p>
     <w:p>
       <w:pPr>
-        <w:pStyle w:val="ListParagraph"/>
+        <w:pStyle w:val="oancuaDanhsach"/>
         <w:numPr>
           <w:ilvl w:val="0"/>
           <w:numId w:val="2"/>
         </w:numPr>
         <w:spacing w:after="100" w:line="290" w:lineRule="auto"/>
       </w:pPr>
-      <w:r>
-        <w:lastRenderedPageBreak/>
-        <w:t>Bánh răng chống rơ có tiền tải (anti-backlash split gear): tách bánh răng bị động thành 2 lá đồng trục ép lệch pha nhau bằng lò xo xoắn để luôn tì vào hai mặt răng đối diện của bánh chủ động — không phụ thuộc tỷ số truyền nên áp dụng được trực tiếp cho đúng 2:3 hiện có, cơ chế đơn giản hơn cycloid nên là hướng nên thử nghiệm trước; cần khảo sát thêm độ bền lò xo tiền tải dưới tải trọng và số chu kỳ đảo chiều thực tế của khớp 4, 6.</w:t>
-      </w:r>
-    </w:p>
-    <w:p>
-      <w:pPr>
-        <w:pStyle w:val="ListParagraph"/>
+      <w:proofErr w:type="spellStart"/>
+      <w:r>
+        <w:t>Tính</w:t>
+      </w:r>
+      <w:proofErr w:type="spellEnd"/>
+      <w:r>
+        <w:rPr>
+          <w:lang w:val="vi-VN"/>
+        </w:rPr>
+        <w:t xml:space="preserve"> toán biên dạng răng của đĩa </w:t>
+      </w:r>
+      <w:proofErr w:type="spellStart"/>
+      <w:r>
+        <w:rPr>
+          <w:lang w:val="vi-VN"/>
+        </w:rPr>
+        <w:t>cycloid</w:t>
+      </w:r>
+      <w:proofErr w:type="spellEnd"/>
+      <w:r>
+        <w:rPr>
+          <w:lang w:val="vi-VN"/>
+        </w:rPr>
+        <w:t>, với 1:17 thì sẽ chọn 18 con lăn (</w:t>
+      </w:r>
+      <m:oMath>
+        <m:sSub>
+          <m:sSubPr>
+            <m:ctrlPr>
+              <w:rPr>
+                <w:rFonts w:ascii="Cambria Math" w:hAnsi="Cambria Math"/>
+                <w:i/>
+                <w:lang w:val="vi-VN"/>
+              </w:rPr>
+            </m:ctrlPr>
+          </m:sSubPr>
+          <m:e>
+            <m:r>
+              <w:rPr>
+                <w:rFonts w:ascii="Cambria Math" w:hAnsi="Cambria Math"/>
+                <w:lang w:val="vi-VN"/>
+              </w:rPr>
+              <m:t>Z</m:t>
+            </m:r>
+          </m:e>
+          <m:sub>
+            <m:r>
+              <w:rPr>
+                <w:rFonts w:ascii="Cambria Math" w:hAnsi="Cambria Math"/>
+                <w:lang w:val="vi-VN"/>
+              </w:rPr>
+              <m:t>r</m:t>
+            </m:r>
+          </m:sub>
+        </m:sSub>
+        <m:r>
+          <w:rPr>
+            <w:rFonts w:ascii="Cambria Math" w:hAnsi="Cambria Math"/>
+            <w:lang w:val="vi-VN"/>
+          </w:rPr>
+          <m:t>=18</m:t>
+        </m:r>
+      </m:oMath>
+      <w:r>
+        <w:rPr>
+          <w:lang w:val="vi-VN"/>
+        </w:rPr>
+        <w:t xml:space="preserve">) và số răng của đĩa </w:t>
+      </w:r>
+      <w:proofErr w:type="spellStart"/>
+      <w:r>
+        <w:rPr>
+          <w:lang w:val="vi-VN"/>
+        </w:rPr>
+        <w:t>cycloid</w:t>
+      </w:r>
+      <w:proofErr w:type="spellEnd"/>
+      <w:r>
+        <w:rPr>
+          <w:lang w:val="vi-VN"/>
+        </w:rPr>
+        <w:t xml:space="preserve"> sẽ là 17 (tương ứng </w:t>
+      </w:r>
+      <m:oMath>
+        <m:sSub>
+          <m:sSubPr>
+            <m:ctrlPr>
+              <w:rPr>
+                <w:rFonts w:ascii="Cambria Math" w:hAnsi="Cambria Math"/>
+                <w:i/>
+                <w:lang w:val="vi-VN"/>
+              </w:rPr>
+            </m:ctrlPr>
+          </m:sSubPr>
+          <m:e>
+            <m:r>
+              <w:rPr>
+                <w:rFonts w:ascii="Cambria Math" w:hAnsi="Cambria Math"/>
+                <w:lang w:val="vi-VN"/>
+              </w:rPr>
+              <m:t>Z</m:t>
+            </m:r>
+          </m:e>
+          <m:sub>
+            <m:r>
+              <w:rPr>
+                <w:rFonts w:ascii="Cambria Math" w:hAnsi="Cambria Math"/>
+                <w:lang w:val="vi-VN"/>
+              </w:rPr>
+              <m:t>r</m:t>
+            </m:r>
+          </m:sub>
+        </m:sSub>
+        <m:r>
+          <w:rPr>
+            <w:rFonts w:ascii="Cambria Math" w:hAnsi="Cambria Math"/>
+            <w:lang w:val="vi-VN"/>
+          </w:rPr>
+          <m:t>=17</m:t>
+        </m:r>
+      </m:oMath>
+      <w:r>
+        <w:rPr>
+          <w:lang w:val="vi-VN"/>
+        </w:rPr>
+        <w:t xml:space="preserve">). Lựa chọn độ lệch tâm 0,5mm do lựa chọn độ lệch tâm liên quan trực tiếp tới độ mượt mà và hao mòn cơ khí của đĩa </w:t>
+      </w:r>
+      <w:proofErr w:type="spellStart"/>
+      <w:r>
+        <w:rPr>
+          <w:lang w:val="vi-VN"/>
+        </w:rPr>
+        <w:t>cycloid</w:t>
+      </w:r>
+      <w:proofErr w:type="spellEnd"/>
+      <w:r>
+        <w:rPr>
+          <w:lang w:val="vi-VN"/>
+        </w:rPr>
+        <w:t xml:space="preserve"> và </w:t>
+      </w:r>
+      <w:r>
+        <w:rPr>
+          <w:lang w:val="vi-VN"/>
+        </w:rPr>
+        <w:t xml:space="preserve">các chi tiết liên quan, </w:t>
+      </w:r>
+      <m:oMath>
+        <m:r>
+          <w:rPr>
+            <w:rFonts w:ascii="Cambria Math" w:hAnsi="Cambria Math"/>
+            <w:lang w:val="vi-VN"/>
+          </w:rPr>
+          <m:t>e*</m:t>
+        </m:r>
+        <m:d>
+          <m:dPr>
+            <m:ctrlPr>
+              <w:rPr>
+                <w:rFonts w:ascii="Cambria Math" w:hAnsi="Cambria Math"/>
+                <w:i/>
+                <w:lang w:val="vi-VN"/>
+              </w:rPr>
+            </m:ctrlPr>
+          </m:dPr>
+          <m:e>
+            <m:r>
+              <w:rPr>
+                <w:rFonts w:ascii="Cambria Math" w:hAnsi="Cambria Math"/>
+                <w:lang w:val="vi-VN"/>
+              </w:rPr>
+              <m:t>N+1</m:t>
+            </m:r>
+          </m:e>
+        </m:d>
+        <m:r>
+          <w:rPr>
+            <w:rFonts w:ascii="Cambria Math" w:hAnsi="Cambria Math"/>
+            <w:lang w:val="vi-VN"/>
+          </w:rPr>
+          <m:t>&lt; R_p</m:t>
+        </m:r>
+      </m:oMath>
+      <w:r>
+        <w:rPr>
+          <w:lang w:val="vi-VN"/>
+        </w:rPr>
+        <w:t xml:space="preserve"> có mối quan hệ mật thiết với nhau để biên dạng đĩa </w:t>
+      </w:r>
+      <w:proofErr w:type="spellStart"/>
+      <w:r>
+        <w:rPr>
+          <w:lang w:val="vi-VN"/>
+        </w:rPr>
+        <w:t>cycloid</w:t>
+      </w:r>
+      <w:proofErr w:type="spellEnd"/>
+      <w:r>
+        <w:rPr>
+          <w:lang w:val="vi-VN"/>
+        </w:rPr>
+        <w:t xml:space="preserve"> đạt trạng thái lí tưởng nhất thể hiện bởi </w:t>
+      </w:r>
+      <m:oMath>
+        <m:r>
+          <w:rPr>
+            <w:rFonts w:ascii="Cambria Math" w:hAnsi="Cambria Math"/>
+            <w:lang w:val="vi-VN"/>
+          </w:rPr>
+          <m:t>λ</m:t>
+        </m:r>
+        <m:r>
+          <w:rPr>
+            <w:rFonts w:ascii="Cambria Math" w:hAnsi="Cambria Math"/>
+          </w:rPr>
+          <m:t>=</m:t>
+        </m:r>
+        <m:f>
+          <m:fPr>
+            <m:ctrlPr>
+              <w:rPr>
+                <w:rFonts w:ascii="Cambria Math" w:hAnsi="Cambria Math"/>
+                <w:i/>
+              </w:rPr>
+            </m:ctrlPr>
+          </m:fPr>
+          <m:num>
+            <m:d>
+              <m:dPr>
+                <m:ctrlPr>
+                  <w:rPr>
+                    <w:rFonts w:ascii="Cambria Math" w:hAnsi="Cambria Math"/>
+                    <w:i/>
+                  </w:rPr>
+                </m:ctrlPr>
+              </m:dPr>
+              <m:e>
+                <m:r>
+                  <w:rPr>
+                    <w:rFonts w:ascii="Cambria Math" w:hAnsi="Cambria Math"/>
+                  </w:rPr>
+                  <m:t>e.</m:t>
+                </m:r>
+                <m:d>
+                  <m:dPr>
+                    <m:ctrlPr>
+                      <w:rPr>
+                        <w:rFonts w:ascii="Cambria Math" w:hAnsi="Cambria Math"/>
+                        <w:i/>
+                      </w:rPr>
+                    </m:ctrlPr>
+                  </m:dPr>
+                  <m:e>
+                    <m:r>
+                      <w:rPr>
+                        <w:rFonts w:ascii="Cambria Math" w:hAnsi="Cambria Math"/>
+                      </w:rPr>
+                      <m:t>N+1</m:t>
+                    </m:r>
+                  </m:e>
+                </m:d>
+              </m:e>
+            </m:d>
+          </m:num>
+          <m:den>
+            <m:sSub>
+              <m:sSubPr>
+                <m:ctrlPr>
+                  <w:rPr>
+                    <w:rFonts w:ascii="Cambria Math" w:hAnsi="Cambria Math"/>
+                    <w:i/>
+                  </w:rPr>
+                </m:ctrlPr>
+              </m:sSubPr>
+              <m:e>
+                <m:r>
+                  <w:rPr>
+                    <w:rFonts w:ascii="Cambria Math" w:hAnsi="Cambria Math"/>
+                  </w:rPr>
+                  <m:t>R</m:t>
+                </m:r>
+              </m:e>
+              <m:sub>
+                <m:r>
+                  <w:rPr>
+                    <w:rFonts w:ascii="Cambria Math" w:hAnsi="Cambria Math"/>
+                  </w:rPr>
+                  <m:t>p</m:t>
+                </m:r>
+              </m:sub>
+            </m:sSub>
+          </m:den>
+        </m:f>
+      </m:oMath>
+      <w:r>
+        <w:rPr>
+          <w:lang w:val="vi-VN"/>
+        </w:rPr>
+        <w:t xml:space="preserve">, </w:t>
+      </w:r>
+      <m:oMath>
+        <m:r>
+          <w:rPr>
+            <w:rFonts w:ascii="Cambria Math" w:hAnsi="Cambria Math"/>
+            <w:lang w:val="vi-VN"/>
+          </w:rPr>
+          <m:t>λ phải nằm trong khoảng 0,2-0,4.</m:t>
+        </m:r>
+      </m:oMath>
+      <w:r>
+        <w:rPr>
+          <w:lang w:val="vi-VN"/>
+        </w:rPr>
+        <w:t xml:space="preserve"> Lựa chọn e=0,5 </w:t>
+      </w:r>
+      <w:proofErr w:type="spellStart"/>
+      <w:r>
+        <w:rPr>
+          <w:lang w:val="vi-VN"/>
+        </w:rPr>
+        <w:t>mm</w:t>
+      </w:r>
+      <w:proofErr w:type="spellEnd"/>
+      <w:r>
+        <w:rPr>
+          <w:lang w:val="vi-VN"/>
+        </w:rPr>
+        <w:t xml:space="preserve"> thì </w:t>
+      </w:r>
+      <m:oMath>
+        <m:r>
+          <w:rPr>
+            <w:rFonts w:ascii="Cambria Math" w:hAnsi="Cambria Math"/>
+            <w:lang w:val="vi-VN"/>
+          </w:rPr>
+          <m:t>λ=0,23</m:t>
+        </m:r>
+      </m:oMath>
+      <w:r>
+        <w:rPr>
+          <w:lang w:val="vi-VN"/>
+        </w:rPr>
+        <w:t xml:space="preserve"> là hoàn toàn phù h</w:t>
+      </w:r>
+      <w:proofErr w:type="spellStart"/>
+      <w:r>
+        <w:rPr>
+          <w:lang w:val="vi-VN"/>
+        </w:rPr>
+        <w:t>ợp</w:t>
+      </w:r>
+      <w:proofErr w:type="spellEnd"/>
+      <w:r>
+        <w:rPr>
+          <w:lang w:val="vi-VN"/>
+        </w:rPr>
+        <w:t>.</w:t>
+      </w:r>
+    </w:p>
+    <w:p>
+      <w:pPr>
+        <w:pStyle w:val="oancuaDanhsach"/>
         <w:numPr>
           <w:ilvl w:val="0"/>
           <w:numId w:val="2"/>
@@ -238,12 +612,71 @@
         <w:spacing w:after="100" w:line="290" w:lineRule="auto"/>
       </w:pPr>
       <w:r>
-        <w:t>Đĩa cycloid tỷ lệ nhỏ ghép tầng phụ (Zr = 3, Zc = 2 cho tỷ số 2:1, ghép thêm một cặp bánh răng trung gian để hiệu chỉnh về 2:3 tổng thể): giữ được đặc tính zero-backlash của cycloid nhưng thêm một tầng truyền động lại làm phát sinh khe hở tại chính tầng ghép thêm đó — cần đánh giá xem tổng độ rơ hệ hai tầng có còn tốt hơn phương án bánh răng chống rơ đơn tầng ở trên hay không, tức là chưa chắc đáng công sức gia công phức tạp hơn.</w:t>
-      </w:r>
-    </w:p>
-    <w:p>
-      <w:pPr>
-        <w:pStyle w:val="ListParagraph"/>
+        <w:rPr>
+          <w:lang w:val="vi-VN"/>
+        </w:rPr>
+        <w:t xml:space="preserve">Lựa chọn vật liệu để gia công thử nghiệm dự kiến sẽ in3d toàn bộ từ khung đỡ cho tới đĩa </w:t>
+      </w:r>
+      <w:proofErr w:type="spellStart"/>
+      <w:r>
+        <w:rPr>
+          <w:lang w:val="vi-VN"/>
+        </w:rPr>
+        <w:t>cycloid</w:t>
+      </w:r>
+      <w:proofErr w:type="spellEnd"/>
+      <w:r>
+        <w:rPr>
+          <w:lang w:val="vi-VN"/>
+        </w:rPr>
+        <w:t xml:space="preserve">, kết hợp với ổ bi, đệm kim loại tại những điểm tiếp xúc giữa đĩa </w:t>
+      </w:r>
+      <w:proofErr w:type="spellStart"/>
+      <w:r>
+        <w:rPr>
+          <w:lang w:val="vi-VN"/>
+        </w:rPr>
+        <w:t>cycloid</w:t>
+      </w:r>
+      <w:proofErr w:type="spellEnd"/>
+      <w:r>
+        <w:rPr>
+          <w:lang w:val="vi-VN"/>
+        </w:rPr>
+        <w:t xml:space="preserve"> và vỏ hộp. Đối với nhựa In3d, để đảm bảo chịu lực khi thử nghiệm, lựa chọn nhựa PETG pha sợi </w:t>
+      </w:r>
+      <w:proofErr w:type="spellStart"/>
+      <w:r>
+        <w:rPr>
+          <w:lang w:val="vi-VN"/>
+        </w:rPr>
+        <w:t>carbon</w:t>
+      </w:r>
+      <w:proofErr w:type="spellEnd"/>
+      <w:r>
+        <w:rPr>
+          <w:lang w:val="vi-VN"/>
+        </w:rPr>
+        <w:t xml:space="preserve">. Đơn vị gia công In3d cam kết độ sai số là 0.02mm, phù hợp với yêu cầu của </w:t>
+      </w:r>
+      <w:proofErr w:type="spellStart"/>
+      <w:r>
+        <w:rPr>
+          <w:lang w:val="vi-VN"/>
+        </w:rPr>
+        <w:t>team</w:t>
+      </w:r>
+      <w:proofErr w:type="spellEnd"/>
+      <w:r>
+        <w:rPr>
+          <w:lang w:val="vi-VN"/>
+        </w:rPr>
+        <w:t xml:space="preserve"> đề ra.</w:t>
+      </w:r>
+    </w:p>
+    <w:p>
+      <w:pPr>
+        <w:pStyle w:val="oancuaDanhsach"/>
         <w:numPr>
           <w:ilvl w:val="0"/>
           <w:numId w:val="2"/>
@@ -251,53 +684,49 @@
         <w:spacing w:after="100" w:line="290" w:lineRule="auto"/>
       </w:pPr>
       <w:r>
-        <w:t>Khảo sát lại xem có thực sự cần giữ đúng tỷ số 2:3 hay không: nếu mục tiêu cuối cùng là triệt tiêu độ rơ chứ không bắt buộc giữ nguyên tỷ số cũ, có thể đổi luôn sang một tỷ số khác dễ hiện thực hoá bằng cycloid chuẩn (ví dụ 2:1) và tính toán lại toàn bộ hệ số ánh xạ góc servo↔khớp tương ứng — cần cân nhắc đánh đổi giữa việc giữ tương thích ngược với firmware hiện tại và việc chọn tỷ số dễ chế tạo hơn.</w:t>
-      </w:r>
-    </w:p>
-    <w:p>
-      <w:pPr>
-        <w:spacing w:after="160" w:line="300" w:lineRule="auto"/>
-      </w:pPr>
-      <w:r>
-        <w:rPr>
-          <w:b/>
-          <w:bCs/>
-        </w:rPr>
-        <w:t xml:space="preserve">Việc cần làm trước khi chốt phương án: </w:t>
-      </w:r>
-      <w:r>
-        <w:t>(1) đo lại mô-men tải thực tế tại khớp 4, 6 bằng cảm biến dòng điện servo hiện có, làm cơ sở so sánh định lượng giữa các hướng; (2) làm mẫu thử nhanh (rapid prototype bằng SLA) cho phương án bánh răng chống rơ để đo độ rơ thực đo bằng đồng hồ so trước khi đầu tư gia công CNC; (3) chỉ cân nhắc hướng cycloid nếu phương án bánh răng chống rơ không đạt độ rơ mục tiêu (&lt; 0,05°) sau thử nghiệm.</w:t>
-      </w:r>
-    </w:p>
-    <w:p>
-      <w:pPr>
-        <w:pStyle w:val="Heading2"/>
-        <w:spacing w:before="280" w:after="140"/>
-      </w:pPr>
-      <w:r>
-        <w:t>1.2. Nghiên cứu lại khớp vai để không bị văng theo quán tính</w:t>
-      </w:r>
-    </w:p>
-    <w:p>
-      <w:pPr>
-        <w:spacing w:after="160" w:line="300" w:lineRule="auto"/>
-      </w:pPr>
-      <w:r>
-        <w:t>Hiện tượng "văng theo quán tính" ở khớp vai (khớp chịu mô-men trọng lực và mô-men quán tính lớn nhất do mang toàn bộ khối lượng các khớp phía xa) thường có ba nguyên nhân cộng hưởng: servo mất điện/PWM đột ngột không có cơ cấu tự hãm; vòng điều khiển Cascade PID hiện tại chỉ bù theo sai số vị trí/vận tốc mà chưa có thành phần bù trọng lực (gravity feed-forward); và quán tính của cẳng tay + bàn tay mới (sau khi thêm ngón và bậc tự do) sẽ tăng đáng kể so với thiết kế cũ.</w:t>
-      </w:r>
-    </w:p>
-    <w:p>
-      <w:pPr>
-        <w:pStyle w:val="Heading3"/>
-        <w:spacing w:before="220" w:after="120"/>
-      </w:pPr>
-      <w:r>
-        <w:t>a) Giải pháp cơ khí</w:t>
-      </w:r>
-    </w:p>
-    <w:p>
-      <w:pPr>
-        <w:pStyle w:val="ListParagraph"/>
+        <w:rPr>
+          <w:lang w:val="vi-VN"/>
+        </w:rPr>
+        <w:t xml:space="preserve">Chốt và con lăn sẽ sử dụng </w:t>
+      </w:r>
+      <w:r>
+        <w:rPr>
+          <w:lang w:val="vi-VN"/>
+        </w:rPr>
+        <w:t xml:space="preserve">trục kim loại, phi 4mm cắm xung quanh đĩa </w:t>
+      </w:r>
+      <w:proofErr w:type="spellStart"/>
+      <w:r>
+        <w:rPr>
+          <w:lang w:val="vi-VN"/>
+        </w:rPr>
+        <w:t>cycloid</w:t>
+      </w:r>
+      <w:proofErr w:type="spellEnd"/>
+      <w:r>
+        <w:rPr>
+          <w:lang w:val="vi-VN"/>
+        </w:rPr>
+        <w:t xml:space="preserve">, các chốt này có vai trò là những răng bao xung quanh để đảm bảo đĩa </w:t>
+      </w:r>
+      <w:proofErr w:type="spellStart"/>
+      <w:r>
+        <w:rPr>
+          <w:lang w:val="vi-VN"/>
+        </w:rPr>
+        <w:t>cycloid</w:t>
+      </w:r>
+      <w:proofErr w:type="spellEnd"/>
+      <w:r>
+        <w:rPr>
+          <w:lang w:val="vi-VN"/>
+        </w:rPr>
+        <w:t xml:space="preserve"> có thể truyền lực và giảm tốc.</w:t>
+      </w:r>
+    </w:p>
+    <w:p>
+      <w:pPr>
+        <w:pStyle w:val="oancuaDanhsach"/>
         <w:numPr>
           <w:ilvl w:val="0"/>
           <w:numId w:val="2"/>
@@ -305,12 +734,30 @@
         <w:spacing w:after="100" w:line="290" w:lineRule="auto"/>
       </w:pPr>
       <w:r>
-        <w:t>Bổ sung cơ cấu tự hãm (self-locking) tại khớp vai: dùng bộ truyền trục vít – bánh vít (worm gear) với góc nâng ren nhỏ hơn góc ma sát, hoặc phanh điện từ thường-đóng (fail-safe electromagnetic brake) cấp nguồn để nhả — khi mất điện khớp tự khoá thay vì rơi tự do.</w:t>
-      </w:r>
-    </w:p>
-    <w:p>
-      <w:pPr>
-        <w:pStyle w:val="ListParagraph"/>
+        <w:rPr>
+          <w:lang w:val="vi-VN"/>
+        </w:rPr>
+        <w:lastRenderedPageBreak/>
+        <w:t xml:space="preserve">Đĩa </w:t>
+      </w:r>
+      <w:proofErr w:type="spellStart"/>
+      <w:r>
+        <w:rPr>
+          <w:lang w:val="vi-VN"/>
+        </w:rPr>
+        <w:t>cycloid</w:t>
+      </w:r>
+      <w:proofErr w:type="spellEnd"/>
+      <w:r>
+        <w:rPr>
+          <w:lang w:val="vi-VN"/>
+        </w:rPr>
+        <w:t xml:space="preserve"> sẽ dùng 2 đĩa, đặt lệch nhau 180 độ, giúp chia đều tải cho 2 đĩa, giảm rung cho cơ cấu, chi tiết, tăng độ bền cho hộp giảm tốc.</w:t>
+      </w:r>
+    </w:p>
+    <w:p>
+      <w:pPr>
+        <w:pStyle w:val="oancuaDanhsach"/>
         <w:numPr>
           <w:ilvl w:val="0"/>
           <w:numId w:val="2"/>
@@ -318,12 +765,57 @@
         <w:spacing w:after="100" w:line="290" w:lineRule="auto"/>
       </w:pPr>
       <w:r>
-        <w:t>Cân bằng trọng lực thụ động (gravity balancing): thêm lò xo xoắn hoặc lò xo khí (gas spring) đối trọng đặt song song với trục khớp vai, triệt tiêu một phần mô-men tĩnh do trọng lượng cẳng tay, giảm tải cho servo và giảm biên độ dao động khi dừng đột ngột.</w:t>
-      </w:r>
-    </w:p>
-    <w:p>
-      <w:pPr>
-        <w:pStyle w:val="ListParagraph"/>
+        <w:rPr>
+          <w:lang w:val="vi-VN"/>
+        </w:rPr>
+        <w:t xml:space="preserve">Để có thể lắp vừa với động cơ BLDC </w:t>
+      </w:r>
+      <w:proofErr w:type="spellStart"/>
+      <w:r>
+        <w:rPr>
+          <w:lang w:val="vi-VN"/>
+        </w:rPr>
+        <w:t>StesdyWin</w:t>
+      </w:r>
+      <w:proofErr w:type="spellEnd"/>
+      <w:r>
+        <w:rPr>
+          <w:lang w:val="vi-VN"/>
+        </w:rPr>
+        <w:t xml:space="preserve"> GB8115-4 kích thước dự kiến cho hộp giảm tốc khoảng 12mm, vỏ sẽ được tối ưu trong quá trình thiết kế để đạt hiệu suất lý tưởng nhất có thể, có thể dễ dàng tháo lắp, thay thế khi cần. Các chi tiết khi thiết kế </w:t>
+      </w:r>
+      <w:proofErr w:type="spellStart"/>
+      <w:r>
+        <w:rPr>
+          <w:lang w:val="vi-VN"/>
+        </w:rPr>
+        <w:t>team</w:t>
+      </w:r>
+      <w:proofErr w:type="spellEnd"/>
+      <w:r>
+        <w:rPr>
+          <w:lang w:val="vi-VN"/>
+        </w:rPr>
+        <w:t xml:space="preserve"> sẽ cố gắng phát triển dưới dạng </w:t>
+      </w:r>
+      <w:proofErr w:type="spellStart"/>
+      <w:r>
+        <w:rPr>
+          <w:lang w:val="vi-VN"/>
+        </w:rPr>
+        <w:t>module</w:t>
+      </w:r>
+      <w:proofErr w:type="spellEnd"/>
+      <w:r>
+        <w:rPr>
+          <w:lang w:val="vi-VN"/>
+        </w:rPr>
+        <w:t>, để đạt được sự linh hoạt khi lắp ráp mà vẫn đạt độ bền và hiệu suất.</w:t>
+      </w:r>
+    </w:p>
+    <w:p>
+      <w:pPr>
+        <w:pStyle w:val="oancuaDanhsach"/>
         <w:numPr>
           <w:ilvl w:val="0"/>
           <w:numId w:val="2"/>
@@ -331,21 +823,49 @@
         <w:spacing w:after="100" w:line="290" w:lineRule="auto"/>
       </w:pPr>
       <w:r>
-        <w:t>Tăng độ cứng vững kết cấu tại gốc vai (rib/gân tăng cứng, giảm conson dài) để giảm biến dạng đàn hồi — nguồn gốc phụ của hiện tượng rung/văng sau khi dừng chuyển động nhanh.</w:t>
-      </w:r>
-    </w:p>
-    <w:p>
-      <w:pPr>
-        <w:pStyle w:val="Heading3"/>
-        <w:spacing w:before="220" w:after="120"/>
-      </w:pPr>
-      <w:r>
-        <w:t>b) Giải pháp điều khiển (bù trong phần mềm)</w:t>
-      </w:r>
-    </w:p>
-    <w:p>
-      <w:pPr>
-        <w:pStyle w:val="ListParagraph"/>
+        <w:rPr>
+          <w:lang w:val="vi-VN"/>
+        </w:rPr>
+        <w:t xml:space="preserve">Các hạng mục đánh giá chất </w:t>
+      </w:r>
+      <w:r>
+        <w:rPr>
+          <w:lang w:val="vi-VN"/>
+        </w:rPr>
+        <w:t xml:space="preserve">lượng bao gồm: Khả năng lắp ráp tốt, không gây khó khăn, sai sót trong quá trình lắp ráp, chuyển động mượt mà, phản hồi nhanh, không gây ra tiếng động bất thường khi thử nghiệm. Đánh giá </w:t>
+      </w:r>
+      <w:proofErr w:type="spellStart"/>
+      <w:r>
+        <w:rPr>
+          <w:lang w:val="vi-VN"/>
+        </w:rPr>
+        <w:t>momen</w:t>
+      </w:r>
+      <w:proofErr w:type="spellEnd"/>
+      <w:r>
+        <w:rPr>
+          <w:lang w:val="vi-VN"/>
+        </w:rPr>
+        <w:t xml:space="preserve"> tại đầu ra và so sánh với yêu cầu trên lý thuyết. Độ rơ trên phiên bản thử nghiệm với nhựa In3d có thể sẽ không đạt như yêu cầu do đặc tính của nhựa, có thể co ngót khi in nhưng không được quá lớn. </w:t>
+      </w:r>
+      <w:proofErr w:type="spellStart"/>
+      <w:r>
+        <w:rPr>
+          <w:lang w:val="vi-VN"/>
+        </w:rPr>
+        <w:t>Test</w:t>
+      </w:r>
+      <w:proofErr w:type="spellEnd"/>
+      <w:r>
+        <w:rPr>
+          <w:lang w:val="vi-VN"/>
+        </w:rPr>
+        <w:t xml:space="preserve"> độ phản hồi khi có tải thực tế và khả năng phản hồi khi có tải. </w:t>
+      </w:r>
+    </w:p>
+    <w:p>
+      <w:pPr>
+        <w:pStyle w:val="oancuaDanhsach"/>
         <w:numPr>
           <w:ilvl w:val="0"/>
           <w:numId w:val="2"/>
@@ -353,16 +873,29 @@
         <w:spacing w:after="100" w:line="290" w:lineRule="auto"/>
       </w:pPr>
       <w:r>
-        <w:t xml:space="preserve">Thêm thành phần bù trọng lực feed-forward vào vòng PID vị trí: tính mô-men trọng lực cần thiết tại khớp vai theo mô hình động lực học Newton-Euler hoặc Lagrange rút gọn (dùng khối </w:t>
-      </w:r>
-      <w:r>
-        <w:lastRenderedPageBreak/>
-        <w:t>lượng và tâm khối từng khâu lấy từ CAD SolidWorks), cộng trực tiếp vào lệnh Rate_servo trước khi tích phân góc, giúp vòng PID chỉ còn phải xử lý phần sai lệch động thay vì gánh toàn bộ tải tĩnh.</w:t>
-      </w:r>
-    </w:p>
-    <w:p>
-      <w:pPr>
-        <w:pStyle w:val="ListParagraph"/>
+        <w:rPr>
+          <w:lang w:val="vi-VN"/>
+        </w:rPr>
+        <w:t xml:space="preserve">Đánh giá độ ổn định của động cơ, dòng tiêu hao và khả năng cơ động của động cơ. Xét cả nhiệt độ cảu động cơ khi hoạt động liên tục, phản hồi liên tục khi có tải. Ở đây, tải sẽ được đặt giống như trọng lượng mà vị trí thực tế khi lắp ráp vào cánh tay </w:t>
+      </w:r>
+      <w:proofErr w:type="spellStart"/>
+      <w:r>
+        <w:rPr>
+          <w:lang w:val="vi-VN"/>
+        </w:rPr>
+        <w:t>robot</w:t>
+      </w:r>
+      <w:proofErr w:type="spellEnd"/>
+      <w:r>
+        <w:rPr>
+          <w:lang w:val="vi-VN"/>
+        </w:rPr>
+        <w:t>.</w:t>
+      </w:r>
+    </w:p>
+    <w:p>
+      <w:pPr>
+        <w:pStyle w:val="oancuaDanhsach"/>
         <w:numPr>
           <w:ilvl w:val="0"/>
           <w:numId w:val="2"/>
@@ -370,16 +903,46 @@
         <w:spacing w:after="100" w:line="290" w:lineRule="auto"/>
       </w:pPr>
       <w:r>
-        <w:t>Giới hạn gia tốc (jerk limiting) tại điểm dừng quỹ đạo: vì trục vai đang dùng quỹ đạo spline bậc 5 (quintic) cho các khớp, cần đảm bảo vận tốc và gia tốc tại điểm cuối quỹ đạo tiến về đúng 0 (biên điều kiện đã có sẵn trong thiết kế spline bậc 5) — kiểm tra lại xem module trajectory planning hiện tại có đang áp đúng điều kiện biên vận tốc/gia tốc = 0 cho riêng khớp vai hay không, vì đây thường là nguyên nhân phần mềm gây văng khi dừng đột ngột.</w:t>
-      </w:r>
-    </w:p>
-    <w:p>
-      <w:pPr>
-        <w:pStyle w:val="Heading2"/>
+        <w:rPr>
+          <w:lang w:val="vi-VN"/>
+        </w:rPr>
+        <w:t xml:space="preserve">Bên cạnh đó thiết kế nhiều kích thước hộp giảm tốc này cho nhiều loại động cơ để cơ động cho từng khớp, để tối ưu chi phí và kích thước của tay </w:t>
+      </w:r>
+      <w:proofErr w:type="spellStart"/>
+      <w:r>
+        <w:rPr>
+          <w:lang w:val="vi-VN"/>
+        </w:rPr>
+        <w:t>robot</w:t>
+      </w:r>
+      <w:proofErr w:type="spellEnd"/>
+      <w:r>
+        <w:rPr>
+          <w:lang w:val="vi-VN"/>
+        </w:rPr>
+        <w:t>.</w:t>
+      </w:r>
+    </w:p>
+    <w:p>
+      <w:pPr>
+        <w:rPr>
+          <w:color w:val="2E74B5"/>
+          <w:sz w:val="26"/>
+          <w:szCs w:val="26"/>
+        </w:rPr>
+      </w:pPr>
+      <w:r>
+        <w:br w:type="page"/>
+      </w:r>
+    </w:p>
+    <w:p>
+      <w:pPr>
+        <w:pStyle w:val="u2"/>
         <w:spacing w:before="280" w:after="140"/>
       </w:pPr>
       <w:r>
-        <w:t>1.3. Thiết kế lại toàn bộ chi tiết cơ khí kèm theo của tay</w:t>
+        <w:lastRenderedPageBreak/>
+        <w:t>1.2. Nghiên cứu lại khớp vai để không bị văng theo quán tính</w:t>
       </w:r>
     </w:p>
     <w:p>
@@ -387,12 +950,21 @@
         <w:spacing w:after="160" w:line="300" w:lineRule="auto"/>
       </w:pPr>
       <w:r>
-        <w:t>Đây là hạng mục tổng hợp, phát sinh trực tiếp từ ba thay đổi ở mục 1.1, 1.4, 1.5 (hộp số mới, thêm khớp, thêm bàn tay) — gần như toàn bộ các chi tiết giá đỡ, ổ trục, nắp che của cẳng tay và cổ tay đều cần dựng lại theo kích thước mới.</w:t>
-      </w:r>
-    </w:p>
-    <w:p>
-      <w:pPr>
-        <w:pStyle w:val="ListParagraph"/>
+        <w:t>Hiện tượng "văng theo quán tính" ở khớp vai (khớp chịu mô-men trọng lực và mô-men quán tính lớn nhất do mang toàn bộ khối lượng các khớp phía xa) thường có ba nguyên nhân cộng hưởng: servo mất điện/PWM đột ngột không có cơ cấu tự hãm; vòng điều khiển Cascade PID hiện tại chỉ bù theo sai số vị trí/vận tốc mà chưa có thành phần bù trọng lực (gravity feed-forward); và quán tính của cẳng tay + bàn tay mới (sau khi thêm ngón và bậc tự do) sẽ tăng đáng kể so với thiết kế cũ.</w:t>
+      </w:r>
+    </w:p>
+    <w:p>
+      <w:pPr>
+        <w:pStyle w:val="u3"/>
+        <w:spacing w:before="220" w:after="120"/>
+      </w:pPr>
+      <w:r>
+        <w:t>a) Giải pháp cơ khí</w:t>
+      </w:r>
+    </w:p>
+    <w:p>
+      <w:pPr>
+        <w:pStyle w:val="oancuaDanhsach"/>
         <w:numPr>
           <w:ilvl w:val="0"/>
           <w:numId w:val="2"/>
@@ -400,12 +972,12 @@
         <w:spacing w:after="100" w:line="290" w:lineRule="auto"/>
       </w:pPr>
       <w:r>
-        <w:t>Rà soát lại toàn bộ cây lắp ráp (assembly tree) trong SolidWorks theo đúng hướng đã xử lý gần đây: ưu tiên mate đồng trục (Concentric) + mate phẳng trùng (Coincident) cho khớp xoay, tránh mate Angle dễ bị lật dấu khi cập nhật vị trí; sketch tham chiếu của các chi tiết mới nên neo (fully define) vào mặt phẳng gốc hoặc trục của chi tiết cha để không phát sinh sketch treo (dangling) khi lắp lại cụm.</w:t>
-      </w:r>
-    </w:p>
-    <w:p>
-      <w:pPr>
-        <w:pStyle w:val="ListParagraph"/>
+        <w:t>Bổ sung cơ cấu tự hãm (self-locking) tại khớp vai: dùng bộ truyền trục vít – bánh vít (worm gear) với góc nâng ren nhỏ hơn góc ma sát, hoặc phanh điện từ thường-đóng (fail-safe electromagnetic brake) cấp nguồn để nhả — khi mất điện khớp tự khoá thay vì rơi tự do.</w:t>
+      </w:r>
+    </w:p>
+    <w:p>
+      <w:pPr>
+        <w:pStyle w:val="oancuaDanhsach"/>
         <w:numPr>
           <w:ilvl w:val="0"/>
           <w:numId w:val="2"/>
@@ -413,12 +985,12 @@
         <w:spacing w:after="100" w:line="290" w:lineRule="auto"/>
       </w:pPr>
       <w:r>
-        <w:t>Thiết kế theo nguyên tắc module hoá: mỗi khớp là một cụm lắp độc lập (vỏ, ổ bi, hộp số, mạch điều khiển riêng theo Phần II) có thể tháo rời và thay thế mà không ảnh hưởng cụm khác — thuận lợi cho bảo trì khi số khớp tăng lên 7 + bàn tay nhiều ngón.</w:t>
-      </w:r>
-    </w:p>
-    <w:p>
-      <w:pPr>
-        <w:pStyle w:val="ListParagraph"/>
+        <w:t>Cân bằng trọng lực thụ động (gravity balancing): thêm lò xo xoắn hoặc lò xo khí (gas spring) đối trọng đặt song song với trục khớp vai, triệt tiêu một phần mô-men tĩnh do trọng lượng cẳng tay, giảm tải cho servo và giảm biên độ dao động khi dừng đột ngột.</w:t>
+      </w:r>
+    </w:p>
+    <w:p>
+      <w:pPr>
+        <w:pStyle w:val="oancuaDanhsach"/>
         <w:numPr>
           <w:ilvl w:val="0"/>
           <w:numId w:val="2"/>
@@ -426,162 +998,21 @@
         <w:spacing w:after="100" w:line="290" w:lineRule="auto"/>
       </w:pPr>
       <w:r>
-        <w:t>Chạy FEA (phân tích phần tử hữu hạn) tối thiểu cho khớp vai và khớp khuỷu (chịu mô-men uốn lớn nhất) với hệ số an toàn ≥ 2,5 trên tải đỉnh đo được thực tế, trước khi gia công bản chính thức.</w:t>
-      </w:r>
-    </w:p>
-    <w:p>
-      <w:pPr>
-        <w:pStyle w:val="Heading2"/>
-        <w:spacing w:before="280" w:after="140"/>
-      </w:pPr>
-      <w:r>
-        <w:t>1.4. Thêm 1 bậc tự do (6 cho mỗi tay + 1 vai)</w:t>
-      </w:r>
-    </w:p>
-    <w:p>
-      <w:pPr>
-        <w:spacing w:after="160" w:line="300" w:lineRule="auto"/>
-      </w:pPr>
-      <w:r>
-        <w:t xml:space="preserve">Làm rõ lại cách đọc sơ đồ: khớp vai không phải chi tiết mới — trong thiết kế 6-DOF hiện tại, mỗi tay vốn đã gồm 5 khớp trên cánh tay + 1 khớp vai thuộc về chính tay đó (khớp 1 trong bảng DH), cộng lại là 6. Giai đoạn 3 bổ sung thêm 1 khớp mới </w:t>
-      </w:r>
-      <w:r>
-        <w:rPr>
-          <w:b/>
-          <w:bCs/>
-        </w:rPr>
-        <w:t>cho riêng từng tay</w:t>
-      </w:r>
-      <w:r>
-        <w:t xml:space="preserve"> (không phải một khớp vai dùng chung giữa hai tay) — mỗi tay độc lập chuyển từ 6-DOF lên 7-DOF, và khớp vai gốc vẫn giữ nguyên vị trí/vai trò như thiết kế cũ. Tổng hệ hai tay theo đó là 7 + 7 = 14-DOF, hai chuỗi động học hoàn toàn tách biệt như hiện tại (không có khâu chung nối hai tay).</w:t>
-      </w:r>
-    </w:p>
-    <w:p>
-      <w:pPr>
-        <w:spacing w:after="160" w:line="300" w:lineRule="auto"/>
-      </w:pPr>
-      <w:r>
-        <w:rPr>
-          <w:b/>
-          <w:bCs/>
-        </w:rPr>
-        <w:t>Ảnh hưởng tới bảng tham số DH:</w:t>
-      </w:r>
-      <w:r>
-        <w:t xml:space="preserve"> mỗi tay (trái và phải) tự thêm một hàng tham số vào </w:t>
-      </w:r>
-      <w:r>
-        <w:rPr>
-          <w:i/>
-          <w:iCs/>
-        </w:rPr>
-        <w:t>chính bảng DH của tay đó</w:t>
-      </w:r>
-      <w:r>
-        <w:t>, đưa bảng DH cải tiến hiện có (7 hàng: 6 khớp + 1 khung công cụ) lên 8 hàng (7 khớp + 1 khung công cụ). Vị trí chèn khớp mới (gần gốc, giữa chừng, hay gần cổ tay) quyết định khớp còn giữ cổ tay không cầu hay không — nếu chèn ở giữa cánh tay (giữa khớp 3 và 4 cũ) thì cấu trúc cổ tay 3 khớp cắt nhau tại một điểm (điều kiện để có lời giải giải tích 16 nghiệm) vẫn được bảo toàn, nên đây là vị trí nên ưu tiên khi thiết kế cơ khí.</w:t>
-      </w:r>
-    </w:p>
-    <w:p>
-      <w:pPr>
-        <w:spacing w:after="160" w:line="300" w:lineRule="auto"/>
-      </w:pPr>
-      <w:r>
-        <w:rPr>
-          <w:b/>
-          <w:bCs/>
-        </w:rPr>
-        <w:lastRenderedPageBreak/>
-        <w:t>Ảnh hưởng tới bài toán động học ngược:</w:t>
-      </w:r>
-      <w:r>
-        <w:t xml:space="preserve"> với điều kiện cổ tay không cầu được giữ nguyên như trên, mỗi tay trở thành tay máy 7-DOF dư bậc tự do (redundant) cho một mục tiêu vị trí-hướng 6D — bài toán dư bậc tự do này nằm hoàn toàn trong nội bộ một tay, không liên quan đến phối hợp hai tay. Cách xử lý phổ biến và tương thích tốt với solver hiện có: cố định một tham số dư thừa gọi là </w:t>
-      </w:r>
-      <w:r>
-        <w:rPr>
-          <w:i/>
-          <w:iCs/>
-        </w:rPr>
-        <w:t>góc cánh tay (arm angle) ψ</w:t>
-      </w:r>
-      <w:r>
-        <w:t xml:space="preserve"> — với ψ cho trước, chuỗi 6 khớp còn lại quay về đúng dạng bài toán cũ và vẫn giải được bằng solver giải tích 16-nghiệm đang dùng; sau đó quét ψ theo một lưới rời rạc và dùng chính thuật toán tìm đường trên đồ thị kiểu Descartes đã xây dựng để chọn ra chuỗi (ψ, nghiệm) mượt nhất dọc quỹ đạo — về bản chất chỉ cần mở rộng không gian trạng thái của đồ thị Descartes hiện tại thêm một trục ψ, không cần viết solver mới.</w:t>
-      </w:r>
-    </w:p>
-    <w:p>
-      <w:pPr>
-        <w:spacing w:after="160" w:line="300" w:lineRule="auto"/>
-      </w:pPr>
-      <w:r>
-        <w:t>Phương án thay thế (giải số bằng Jacobian giả nghịch đảo với ràng buộc null-space) vẫn khả dụng nếu muốn tối ưu online (né vật cản, tránh giới hạn khớp) nhưng phức tạp hơn và bỏ đi lợi thế đã có của solver giải tích — nên chỉ cân nhắc sau khi phương án quét ψ + đồ thị Descartes tỏ ra không đủ mượt trong thực nghiệm.</w:t>
-      </w:r>
-    </w:p>
-    <w:p>
-      <w:pPr>
-        <w:spacing w:after="160" w:line="300" w:lineRule="auto"/>
-      </w:pPr>
-      <w:r>
-        <w:rPr>
-          <w:b/>
-          <w:bCs/>
-        </w:rPr>
-        <w:t>Ảnh hưởng tới kiến trúc điều khiển:</w:t>
-      </w:r>
-      <w:r>
-        <w:t xml:space="preserve"> khớp mới vẫn thuộc đúng firmware trái hoặc phải như các khớp còn lại (</w:t>
-      </w:r>
-      <w:r>
-        <w:rPr>
-          <w:i/>
-          <w:iCs/>
-        </w:rPr>
-        <w:t>arm_firmware_left</w:t>
-      </w:r>
-      <w:r>
-        <w:t>/</w:t>
-      </w:r>
-      <w:r>
-        <w:rPr>
-          <w:i/>
-          <w:iCs/>
-        </w:rPr>
-        <w:t>arm_firmware_right</w:t>
-      </w:r>
-      <w:r>
-        <w:t>), chỉ cần thêm 1 node điều khiển khớp vào bus của đúng tay đó theo kiến trúc Phần II — không phát sinh board hay tiền tố truyền thông mới.</w:t>
-      </w:r>
-    </w:p>
-    <w:p>
-      <w:pPr>
-        <w:pStyle w:val="Heading2"/>
-        <w:spacing w:before="280" w:after="140"/>
-      </w:pPr>
-      <w:r>
-        <w:t>1.5. Thêm bàn tay 5 ngón</w:t>
-      </w:r>
-    </w:p>
-    <w:p>
-      <w:pPr>
-        <w:spacing w:after="160" w:line="300" w:lineRule="auto"/>
-      </w:pPr>
-      <w:r>
-        <w:t>Thay bộ kẹp 2 ngón hiện tại (điều khiển lực bằng cảm biến dòng ADC) bằng bàn tay 5 ngón là bước tăng độ khéo léo lớn nhất của Giai đoạn 3, nhưng cũng là bước rủi ro cao nhất về khối lượng và số động cơ nếu thiết kế theo kiểu "mỗi khớp một động cơ" như các khớp lớn — 5 ngón × 2-3 khớp/ngón sẽ ra 10-15 động cơ chỉ riêng bàn tay, không khả thi cả về không gian lẫn khối lượng đầu cuối (ảnh hưởng ngược lại tải trọng khớp vai/khuỷu ở mục 1.2).</w:t>
-      </w:r>
-    </w:p>
-    <w:p>
-      <w:pPr>
-        <w:spacing w:after="160" w:line="300" w:lineRule="auto"/>
-      </w:pPr>
-      <w:r>
-        <w:rPr>
-          <w:b/>
-          <w:bCs/>
-        </w:rPr>
-        <w:t>Đề xuất kiến trúc: bàn tay dẫn động gân cáp thiếu cơ cấu (underactuated tendon-driven), 6 động cơ cho toàn bàn tay:</w:t>
-      </w:r>
-    </w:p>
-    <w:p>
-      <w:pPr>
-        <w:pStyle w:val="ListParagraph"/>
+        <w:t>Tăng độ cứng vững kết cấu tại gốc vai (rib/gân tăng cứng, giảm conson dài) để giảm biến dạng đàn hồi — nguồn gốc phụ của hiện tượng rung/văng sau khi dừng chuyển động nhanh.</w:t>
+      </w:r>
+    </w:p>
+    <w:p>
+      <w:pPr>
+        <w:pStyle w:val="u3"/>
+        <w:spacing w:before="220" w:after="120"/>
+      </w:pPr>
+      <w:r>
+        <w:t>b) Giải pháp điều khiển (bù trong phần mềm)</w:t>
+      </w:r>
+    </w:p>
+    <w:p>
+      <w:pPr>
+        <w:pStyle w:val="oancuaDanhsach"/>
         <w:numPr>
           <w:ilvl w:val="0"/>
           <w:numId w:val="2"/>
@@ -589,12 +1020,12 @@
         <w:spacing w:after="100" w:line="290" w:lineRule="auto"/>
       </w:pPr>
       <w:r>
-        <w:t>4 ngón trỏ/giữa/áp út/út: mỗi ngón 1 động cơ kéo gân chính qua các khớp, các đốt liên kết bằng khớp bản lề thụ động có lò xo hồi vị — khi gân bị kéo, ngón tự cuộn khép theo thứ tự đốt gần trước xa sau, ôm theo hình dạng vật thể (compliant grasp) mà không cần điều khiển riêng từng đốt.</w:t>
-      </w:r>
-    </w:p>
-    <w:p>
-      <w:pPr>
-        <w:pStyle w:val="ListParagraph"/>
+        <w:t>Thêm thành phần bù trọng lực feed-forward vào vòng PID vị trí: tính mô-men trọng lực cần thiết tại khớp vai theo mô hình động lực học Newton-Euler hoặc Lagrange rút gọn (dùng khối lượng và tâm khối từng khâu lấy từ CAD SolidWorks), cộng trực tiếp vào lệnh Rate_servo trước khi tích phân góc, giúp vòng PID chỉ còn phải xử lý phần sai lệch động thay vì gánh toàn bộ tải tĩnh.</w:t>
+      </w:r>
+    </w:p>
+    <w:p>
+      <w:pPr>
+        <w:pStyle w:val="oancuaDanhsach"/>
         <w:numPr>
           <w:ilvl w:val="0"/>
           <w:numId w:val="2"/>
@@ -602,12 +1033,98 @@
         <w:spacing w:after="100" w:line="290" w:lineRule="auto"/>
       </w:pPr>
       <w:r>
-        <w:t>Ngón cái: 2 động cơ — 1 để gập/duỗi (giống 4 ngón kia), 1 để tạo chuyển động đối diện (opposition) ngang qua lòng bàn tay, vì đây là bậc tự do quyết định khả năng cầm nắm chính xác (precision grasp) chứ không chỉ cầm thô (power grasp).</w:t>
-      </w:r>
-    </w:p>
-    <w:p>
-      <w:pPr>
-        <w:pStyle w:val="ListParagraph"/>
+        <w:t>Giới hạn gia tốc (jerk limiting) tại điểm dừng quỹ đạo: vì trục vai đang dùng quỹ đạo spline bậc 5 (quintic) cho các khớp, cần đảm bảo vận tốc và gia tốc tại điểm cuối quỹ đạo tiến về đúng 0 (biên điều kiện đã có sẵn trong thiết kế spline bậc 5) — kiểm tra lại xem module trajectory planning hiện tại có đang áp đúng điều kiện biên vận tốc/gia tốc = 0 cho riêng khớp vai hay không, vì đây thường là nguyên nhân phần mềm gây văng khi dừng đột ngột.</w:t>
+      </w:r>
+    </w:p>
+    <w:p>
+      <w:pPr>
+        <w:pStyle w:val="u1"/>
+        <w:rPr>
+          <w:lang w:val="vi-VN"/>
+        </w:rPr>
+      </w:pPr>
+      <w:r>
+        <w:t>PHẦN</w:t>
+      </w:r>
+      <w:r>
+        <w:rPr>
+          <w:lang w:val="vi-VN"/>
+        </w:rPr>
+        <w:t xml:space="preserve"> II: THIẾT KẾ CƠ KHÍ CÁNH TAY PHÙ HỢP VỚI KHỚP MỚI</w:t>
+      </w:r>
+    </w:p>
+    <w:p>
+      <w:pPr>
+        <w:spacing w:after="160" w:line="300" w:lineRule="auto"/>
+      </w:pPr>
+      <w:proofErr w:type="spellStart"/>
+      <w:r>
+        <w:t>Đây</w:t>
+      </w:r>
+      <w:proofErr w:type="spellEnd"/>
+      <w:r>
+        <w:t xml:space="preserve"> </w:t>
+      </w:r>
+      <w:proofErr w:type="spellStart"/>
+      <w:r>
+        <w:t>là</w:t>
+      </w:r>
+      <w:proofErr w:type="spellEnd"/>
+      <w:r>
+        <w:t xml:space="preserve"> </w:t>
+      </w:r>
+      <w:proofErr w:type="spellStart"/>
+      <w:r>
+        <w:t>hạng</w:t>
+      </w:r>
+      <w:proofErr w:type="spellEnd"/>
+      <w:r>
+        <w:t xml:space="preserve"> </w:t>
+      </w:r>
+      <w:proofErr w:type="spellStart"/>
+      <w:r>
+        <w:t>mục</w:t>
+      </w:r>
+      <w:proofErr w:type="spellEnd"/>
+      <w:r>
+        <w:t xml:space="preserve"> </w:t>
+      </w:r>
+      <w:proofErr w:type="spellStart"/>
+      <w:r>
+        <w:t>tổng</w:t>
+      </w:r>
+      <w:proofErr w:type="spellEnd"/>
+      <w:r>
+        <w:t xml:space="preserve"> </w:t>
+      </w:r>
+      <w:proofErr w:type="spellStart"/>
+      <w:r>
+        <w:t>hợp</w:t>
+      </w:r>
+      <w:proofErr w:type="spellEnd"/>
+      <w:r>
+        <w:t xml:space="preserve">, </w:t>
+      </w:r>
+      <w:proofErr w:type="spellStart"/>
+      <w:r>
+        <w:t>phát</w:t>
+      </w:r>
+      <w:proofErr w:type="spellEnd"/>
+      <w:r>
+        <w:t xml:space="preserve"> </w:t>
+      </w:r>
+      <w:proofErr w:type="spellStart"/>
+      <w:r>
+        <w:t>sinh</w:t>
+      </w:r>
+      <w:proofErr w:type="spellEnd"/>
+      <w:r>
+        <w:t xml:space="preserve"> trực tiếp từ ba thay đổi ở mục 1.1, 1.4, 1.5 (hộp số mới, thêm khớp, thêm bàn tay) — gần như toàn bộ các chi tiết giá đỡ, ổ trục, nắp che của cẳng tay và cổ tay đều cần dựng lại theo kích thước mới.</w:t>
+      </w:r>
+    </w:p>
+    <w:p>
+      <w:pPr>
+        <w:pStyle w:val="oancuaDanhsach"/>
         <w:numPr>
           <w:ilvl w:val="0"/>
           <w:numId w:val="2"/>
@@ -615,6 +1132,254 @@
         <w:spacing w:after="100" w:line="290" w:lineRule="auto"/>
       </w:pPr>
       <w:r>
+        <w:t>Rà soát lại toàn bộ cây lắp ráp (assembly tree) trong SolidWorks theo đúng hướng đã xử lý gần đây: ưu tiên mate đồng trục (Concentric) + mate phẳng trùng (Coincident) cho khớp xoay, tránh mate Angle dễ bị lật dấu khi cập nhật vị trí; sketch tham chiếu của các chi tiết mới nên neo (fully define) vào mặt phẳng gốc hoặc trục của chi tiết cha để không phát sinh sketch treo (dangling) khi lắp lại cụm.</w:t>
+      </w:r>
+    </w:p>
+    <w:p>
+      <w:pPr>
+        <w:pStyle w:val="oancuaDanhsach"/>
+        <w:numPr>
+          <w:ilvl w:val="0"/>
+          <w:numId w:val="2"/>
+        </w:numPr>
+        <w:spacing w:after="100" w:line="290" w:lineRule="auto"/>
+      </w:pPr>
+      <w:r>
+        <w:t>Thiết kế theo nguyên tắc module hoá: mỗi khớp là một cụm lắp độc lập (vỏ, ổ bi, hộp số, mạch điều khiển riêng theo Phần II) có thể tháo rời và thay thế mà không ảnh hưởng cụm khác — thuận lợi cho bảo trì khi số khớp tăng lên 7 + bàn tay nhiều ngón.</w:t>
+      </w:r>
+    </w:p>
+    <w:p>
+      <w:pPr>
+        <w:pStyle w:val="oancuaDanhsach"/>
+        <w:numPr>
+          <w:ilvl w:val="0"/>
+          <w:numId w:val="2"/>
+        </w:numPr>
+        <w:spacing w:after="100" w:line="290" w:lineRule="auto"/>
+      </w:pPr>
+      <w:r>
+        <w:lastRenderedPageBreak/>
+        <w:t>Chạy FEA (phân tích phần tử hữu hạn) tối thiểu cho khớp vai và khớp khuỷu (chịu mô-men uốn lớn nhất) với hệ số an toàn ≥ 2,5 trên tải đỉnh đo được thực tế, trước khi gia công bản chính thức.</w:t>
+      </w:r>
+    </w:p>
+    <w:p>
+      <w:pPr>
+        <w:pStyle w:val="u2"/>
+        <w:spacing w:before="280" w:after="140"/>
+      </w:pPr>
+      <w:r>
+        <w:t>1.4. Thêm 1 bậc tự do (6 cho mỗi tay + 1 vai)</w:t>
+      </w:r>
+    </w:p>
+    <w:p>
+      <w:pPr>
+        <w:spacing w:after="160" w:line="300" w:lineRule="auto"/>
+      </w:pPr>
+      <w:r>
+        <w:t xml:space="preserve">Làm rõ lại cách đọc sơ đồ: khớp vai không phải chi tiết mới — trong thiết kế 6-DOF hiện tại, mỗi tay vốn đã gồm 5 khớp trên cánh tay + 1 khớp vai thuộc về chính tay đó (khớp 1 trong bảng DH), cộng lại là 6. Giai đoạn 3 bổ sung thêm 1 khớp mới </w:t>
+      </w:r>
+      <w:r>
+        <w:rPr>
+          <w:b/>
+          <w:bCs/>
+        </w:rPr>
+        <w:t>cho riêng từng tay</w:t>
+      </w:r>
+      <w:r>
+        <w:t xml:space="preserve"> (không phải một khớp vai dùng chung giữa hai tay) — mỗi tay độc lập chuyển từ 6-DOF lên 7-DOF, và khớp vai gốc vẫn giữ nguyên vị trí/vai trò như thiết kế cũ. Tổng hệ hai tay theo đó là 7 + 7 = 14-DOF, hai chuỗi động học hoàn toàn tách biệt như hiện tại (không có khâu chung nối hai tay).</w:t>
+      </w:r>
+    </w:p>
+    <w:p>
+      <w:pPr>
+        <w:spacing w:after="160" w:line="300" w:lineRule="auto"/>
+      </w:pPr>
+      <w:r>
+        <w:rPr>
+          <w:b/>
+          <w:bCs/>
+        </w:rPr>
+        <w:t>Ảnh hưởng tới bảng tham số DH:</w:t>
+      </w:r>
+      <w:r>
+        <w:t xml:space="preserve"> mỗi tay (trái và phải) tự thêm một hàng tham số vào </w:t>
+      </w:r>
+      <w:r>
+        <w:rPr>
+          <w:i/>
+          <w:iCs/>
+        </w:rPr>
+        <w:t>chính bảng DH của tay đó</w:t>
+      </w:r>
+      <w:r>
+        <w:t>, đưa bảng DH cải tiến hiện có (7 hàng: 6 khớp + 1 khung công cụ) lên 8 hàng (7 khớp + 1 khung công cụ). Vị trí chèn khớp mới (gần gốc, giữa chừng, hay gần cổ tay) quyết định khớp còn giữ cổ tay không cầu hay không — nếu chèn ở giữa cánh tay (giữa khớp 3 và 4 cũ) thì cấu trúc cổ tay 3 khớp cắt nhau tại một điểm (điều kiện để có lời giải giải tích 16 nghiệm) vẫn được bảo toàn, nên đây là vị trí nên ưu tiên khi thiết kế cơ khí.</w:t>
+      </w:r>
+    </w:p>
+    <w:p>
+      <w:pPr>
+        <w:spacing w:after="160" w:line="300" w:lineRule="auto"/>
+      </w:pPr>
+      <w:r>
+        <w:rPr>
+          <w:b/>
+          <w:bCs/>
+        </w:rPr>
+        <w:t>Ảnh hưởng tới bài toán động học ngược:</w:t>
+      </w:r>
+      <w:r>
+        <w:t xml:space="preserve"> với điều kiện cổ tay không cầu được giữ nguyên như trên, mỗi tay trở thành tay máy 7-DOF dư bậc tự do (redundant) cho một mục tiêu vị trí-hướng 6D — bài toán dư bậc tự do này nằm hoàn toàn trong nội bộ một tay, không liên quan đến phối hợp hai tay. Cách xử lý phổ biến và tương thích tốt với solver hiện có: cố định một tham số dư thừa gọi là </w:t>
+      </w:r>
+      <w:r>
+        <w:rPr>
+          <w:i/>
+          <w:iCs/>
+        </w:rPr>
+        <w:t>góc cánh tay (arm angle) ψ</w:t>
+      </w:r>
+      <w:r>
+        <w:t xml:space="preserve"> — với ψ cho trước, chuỗi 6 khớp còn lại quay về đúng dạng bài toán cũ và vẫn giải được bằng solver giải tích 16-nghiệm đang dùng; sau đó quét ψ theo một lưới rời rạc và dùng chính thuật toán tìm đường trên đồ thị kiểu Descartes đã xây dựng để chọn ra chuỗi (ψ, nghiệm) mượt nhất dọc quỹ đạo — về bản chất chỉ cần mở rộng không gian trạng thái của đồ thị Descartes hiện tại thêm một trục ψ, không cần viết solver mới.</w:t>
+      </w:r>
+    </w:p>
+    <w:p>
+      <w:pPr>
+        <w:spacing w:after="160" w:line="300" w:lineRule="auto"/>
+      </w:pPr>
+      <w:r>
+        <w:t>Phương án thay thế (giải số bằng Jacobian giả nghịch đảo với ràng buộc null-space) vẫn khả dụng nếu muốn tối ưu online (né vật cản, tránh giới hạn khớp) nhưng phức tạp hơn và bỏ đi lợi thế đã có của solver giải tích — nên chỉ cân nhắc sau khi phương án quét ψ + đồ thị Descartes tỏ ra không đủ mượt trong thực nghiệm.</w:t>
+      </w:r>
+    </w:p>
+    <w:p>
+      <w:pPr>
+        <w:spacing w:after="160" w:line="300" w:lineRule="auto"/>
+      </w:pPr>
+      <w:r>
+        <w:rPr>
+          <w:b/>
+          <w:bCs/>
+        </w:rPr>
+        <w:t>Ảnh hưởng tới kiến trúc điều khiển:</w:t>
+      </w:r>
+      <w:r>
+        <w:t xml:space="preserve"> khớp mới vẫn thuộc đúng firmware trái hoặc phải như các khớp còn lại (</w:t>
+      </w:r>
+      <w:r>
+        <w:rPr>
+          <w:i/>
+          <w:iCs/>
+        </w:rPr>
+        <w:t>arm_firmware_left</w:t>
+      </w:r>
+      <w:r>
+        <w:t>/</w:t>
+      </w:r>
+      <w:r>
+        <w:rPr>
+          <w:i/>
+          <w:iCs/>
+        </w:rPr>
+        <w:t>arm_firmware_right</w:t>
+      </w:r>
+      <w:r>
+        <w:t>), chỉ cần thêm 1 node điều khiển khớp vào bus của đúng tay đó theo kiến trúc Phần II — không phát sinh board hay tiền tố truyền thông mới.</w:t>
+      </w:r>
+    </w:p>
+    <w:p>
+      <w:pPr>
+        <w:pStyle w:val="u1"/>
+        <w:rPr>
+          <w:lang w:val="vi-VN"/>
+        </w:rPr>
+      </w:pPr>
+      <w:r>
+        <w:t>PHẦN</w:t>
+      </w:r>
+      <w:r>
+        <w:rPr>
+          <w:lang w:val="vi-VN"/>
+        </w:rPr>
+        <w:t xml:space="preserve"> III: PHÁT TRIỂN BÀN TAY 5 NGÓN</w:t>
+      </w:r>
+    </w:p>
+    <w:p>
+      <w:pPr>
+        <w:spacing w:after="160" w:line="300" w:lineRule="auto"/>
+      </w:pPr>
+      <w:r>
+        <w:t xml:space="preserve">Thay </w:t>
+      </w:r>
+      <w:proofErr w:type="spellStart"/>
+      <w:r>
+        <w:t>bộ</w:t>
+      </w:r>
+      <w:proofErr w:type="spellEnd"/>
+      <w:r>
+        <w:t xml:space="preserve"> </w:t>
+      </w:r>
+      <w:proofErr w:type="spellStart"/>
+      <w:r>
+        <w:t>kẹp</w:t>
+      </w:r>
+      <w:proofErr w:type="spellEnd"/>
+      <w:r>
+        <w:t xml:space="preserve"> 2 </w:t>
+      </w:r>
+      <w:proofErr w:type="spellStart"/>
+      <w:r>
+        <w:t>ngón</w:t>
+      </w:r>
+      <w:proofErr w:type="spellEnd"/>
+      <w:r>
+        <w:t xml:space="preserve"> hiện tại (điều khiển lực bằng cảm biến dòng ADC) bằng bàn tay 5 ngón là bước tăng độ khéo léo lớn nhất của Giai đoạn 3, nhưng cũng là bước rủi ro cao nhất về khối lượng và số động cơ nếu thiết kế theo kiểu "mỗi khớp một động cơ" như các khớp lớn — 5 ngón × 2-3 khớp/ngón sẽ ra 10-15 động cơ chỉ riêng bàn tay, không khả thi cả về không gian lẫn khối lượng đầu cuối (ảnh hưởng ngược lại tải trọng khớp vai/khuỷu ở mục 1.2).</w:t>
+      </w:r>
+    </w:p>
+    <w:p>
+      <w:pPr>
+        <w:spacing w:after="160" w:line="300" w:lineRule="auto"/>
+      </w:pPr>
+      <w:r>
+        <w:rPr>
+          <w:b/>
+          <w:bCs/>
+        </w:rPr>
+        <w:lastRenderedPageBreak/>
+        <w:t>Đề xuất kiến trúc: bàn tay dẫn động gân cáp thiếu cơ cấu (underactuated tendon-driven), 6 động cơ cho toàn bàn tay:</w:t>
+      </w:r>
+    </w:p>
+    <w:p>
+      <w:pPr>
+        <w:pStyle w:val="oancuaDanhsach"/>
+        <w:numPr>
+          <w:ilvl w:val="0"/>
+          <w:numId w:val="2"/>
+        </w:numPr>
+        <w:spacing w:after="100" w:line="290" w:lineRule="auto"/>
+      </w:pPr>
+      <w:r>
+        <w:t>4 ngón trỏ/giữa/áp út/út: mỗi ngón 1 động cơ kéo gân chính qua các khớp, các đốt liên kết bằng khớp bản lề thụ động có lò xo hồi vị — khi gân bị kéo, ngón tự cuộn khép theo thứ tự đốt gần trước xa sau, ôm theo hình dạng vật thể (compliant grasp) mà không cần điều khiển riêng từng đốt.</w:t>
+      </w:r>
+    </w:p>
+    <w:p>
+      <w:pPr>
+        <w:pStyle w:val="oancuaDanhsach"/>
+        <w:numPr>
+          <w:ilvl w:val="0"/>
+          <w:numId w:val="2"/>
+        </w:numPr>
+        <w:spacing w:after="100" w:line="290" w:lineRule="auto"/>
+      </w:pPr>
+      <w:r>
+        <w:t>Ngón cái: 2 động cơ — 1 để gập/duỗi (giống 4 ngón kia), 1 để tạo chuyển động đối diện (opposition) ngang qua lòng bàn tay, vì đây là bậc tự do quyết định khả năng cầm nắm chính xác (precision grasp) chứ không chỉ cầm thô (power grasp).</w:t>
+      </w:r>
+    </w:p>
+    <w:p>
+      <w:pPr>
+        <w:pStyle w:val="oancuaDanhsach"/>
+        <w:numPr>
+          <w:ilvl w:val="0"/>
+          <w:numId w:val="2"/>
+        </w:numPr>
+        <w:spacing w:after="100" w:line="290" w:lineRule="auto"/>
+      </w:pPr>
+      <w:r>
         <w:t>Giữ nguyên nguyên lý điều khiển lực đã kiểm chứng ở bộ kẹp cũ (ngắt động cơ khi dòng ADC vượt ngưỡng, chuyển Force Hold), áp dụng cho từng động cơ ngón; có thể bổ sung cảm biến áp lực màng mỏng (FSR) dán ở đầu ngón nếu cần phản hồi lực tức thời hơn dòng điện động cơ (dòng điện phản ánh lực có độ trễ do quán tính cơ cấu gân-lò xo).</w:t>
       </w:r>
     </w:p>
@@ -628,12 +1393,17 @@
     </w:p>
     <w:p>
       <w:pPr>
-        <w:pStyle w:val="Heading1"/>
+        <w:pStyle w:val="u1"/>
         <w:spacing w:before="360" w:after="160"/>
       </w:pPr>
       <w:r>
-        <w:lastRenderedPageBreak/>
-        <w:t>PHẦN II: THIẾT KẾ MẠCH ĐIỆN — MỖI KHỚP MỘT MẠCH ĐIỀU KHIỂN RIÊNG</w:t>
+        <w:t xml:space="preserve">PHẦN </w:t>
+      </w:r>
+      <w:r>
+        <w:t>IV</w:t>
+      </w:r>
+      <w:r>
+        <w:t>: THIẾT KẾ MẠCH ĐIỆN — MỖI KHỚP MỘT MẠCH ĐIỀU KHIỂN RIÊNG</w:t>
       </w:r>
     </w:p>
     <w:p>
@@ -646,7 +1416,7 @@
     </w:p>
     <w:p>
       <w:pPr>
-        <w:pStyle w:val="Heading2"/>
+        <w:pStyle w:val="u2"/>
         <w:spacing w:before="280" w:after="140"/>
       </w:pPr>
       <w:r>
@@ -676,12 +1446,6 @@
         <w:gridCol w:w="3400"/>
       </w:tblGrid>
       <w:tr>
-        <w:tblPrEx>
-          <w:tblCellMar>
-            <w:top w:w="0" w:type="dxa"/>
-            <w:bottom w:w="0" w:type="dxa"/>
-          </w:tblCellMar>
-        </w:tblPrEx>
         <w:tc>
           <w:tcPr>
             <w:tcW w:w="2400" w:type="dxa"/>
@@ -747,12 +1511,6 @@
         </w:tc>
       </w:tr>
       <w:tr>
-        <w:tblPrEx>
-          <w:tblCellMar>
-            <w:top w:w="0" w:type="dxa"/>
-            <w:bottom w:w="0" w:type="dxa"/>
-          </w:tblCellMar>
-        </w:tblPrEx>
         <w:tc>
           <w:tcPr>
             <w:tcW w:w="2400" w:type="dxa"/>
@@ -803,12 +1561,6 @@
         </w:tc>
       </w:tr>
       <w:tr>
-        <w:tblPrEx>
-          <w:tblCellMar>
-            <w:top w:w="0" w:type="dxa"/>
-            <w:bottom w:w="0" w:type="dxa"/>
-          </w:tblCellMar>
-        </w:tblPrEx>
         <w:tc>
           <w:tcPr>
             <w:tcW w:w="2400" w:type="dxa"/>
@@ -859,12 +1611,6 @@
         </w:tc>
       </w:tr>
       <w:tr>
-        <w:tblPrEx>
-          <w:tblCellMar>
-            <w:top w:w="0" w:type="dxa"/>
-            <w:bottom w:w="0" w:type="dxa"/>
-          </w:tblCellMar>
-        </w:tblPrEx>
         <w:tc>
           <w:tcPr>
             <w:tcW w:w="2400" w:type="dxa"/>
@@ -915,12 +1661,6 @@
         </w:tc>
       </w:tr>
       <w:tr>
-        <w:tblPrEx>
-          <w:tblCellMar>
-            <w:top w:w="0" w:type="dxa"/>
-            <w:bottom w:w="0" w:type="dxa"/>
-          </w:tblCellMar>
-        </w:tblPrEx>
         <w:tc>
           <w:tcPr>
             <w:tcW w:w="2400" w:type="dxa"/>
@@ -971,12 +1711,6 @@
         </w:tc>
       </w:tr>
       <w:tr>
-        <w:tblPrEx>
-          <w:tblCellMar>
-            <w:top w:w="0" w:type="dxa"/>
-            <w:bottom w:w="0" w:type="dxa"/>
-          </w:tblCellMar>
-        </w:tblPrEx>
         <w:tc>
           <w:tcPr>
             <w:tcW w:w="2400" w:type="dxa"/>
@@ -989,6 +1723,7 @@
           </w:tcPr>
           <w:p>
             <w:r>
+              <w:lastRenderedPageBreak/>
               <w:t>Độ phức tạp phần cứng/node</w:t>
             </w:r>
           </w:p>
@@ -1027,12 +1762,6 @@
         </w:tc>
       </w:tr>
       <w:tr>
-        <w:tblPrEx>
-          <w:tblCellMar>
-            <w:top w:w="0" w:type="dxa"/>
-            <w:bottom w:w="0" w:type="dxa"/>
-          </w:tblCellMar>
-        </w:tblPrEx>
         <w:tc>
           <w:tcPr>
             <w:tcW w:w="2400" w:type="dxa"/>
@@ -1105,7 +1834,7 @@
     </w:p>
     <w:p>
       <w:pPr>
-        <w:pStyle w:val="Heading2"/>
+        <w:pStyle w:val="u2"/>
         <w:spacing w:before="280" w:after="140"/>
       </w:pPr>
       <w:r>
@@ -1114,7 +1843,7 @@
     </w:p>
     <w:p>
       <w:pPr>
-        <w:pStyle w:val="ListParagraph"/>
+        <w:pStyle w:val="oancuaDanhsach"/>
         <w:numPr>
           <w:ilvl w:val="0"/>
           <w:numId w:val="2"/>
@@ -1127,7 +1856,7 @@
     </w:p>
     <w:p>
       <w:pPr>
-        <w:pStyle w:val="ListParagraph"/>
+        <w:pStyle w:val="oancuaDanhsach"/>
         <w:numPr>
           <w:ilvl w:val="0"/>
           <w:numId w:val="2"/>
@@ -1135,13 +1864,12 @@
         <w:spacing w:after="100" w:line="290" w:lineRule="auto"/>
       </w:pPr>
       <w:r>
-        <w:lastRenderedPageBreak/>
         <w:t>Tầng công suất: driver PWM điều khiển servo/động cơ DC kèm mạch đo dòng shunt + op-amp khuếch đại vi sai, dùng chung nguyên lý cảm biến dòng đã kiểm chứng ở gripper hiện tại để giữ tính năng bảo vệ quá tải/kẹt cơ.</w:t>
       </w:r>
     </w:p>
     <w:p>
       <w:pPr>
-        <w:pStyle w:val="ListParagraph"/>
+        <w:pStyle w:val="oancuaDanhsach"/>
         <w:numPr>
           <w:ilvl w:val="0"/>
           <w:numId w:val="2"/>
@@ -1154,7 +1882,7 @@
     </w:p>
     <w:p>
       <w:pPr>
-        <w:pStyle w:val="ListParagraph"/>
+        <w:pStyle w:val="oancuaDanhsach"/>
         <w:numPr>
           <w:ilvl w:val="0"/>
           <w:numId w:val="2"/>
@@ -1167,7 +1895,7 @@
     </w:p>
     <w:p>
       <w:pPr>
-        <w:pStyle w:val="Heading2"/>
+        <w:pStyle w:val="u2"/>
         <w:spacing w:before="280" w:after="140"/>
       </w:pPr>
       <w:r>
@@ -1184,7 +1912,7 @@
     </w:p>
     <w:p>
       <w:pPr>
-        <w:pStyle w:val="ListParagraph"/>
+        <w:pStyle w:val="oancuaDanhsach"/>
         <w:numPr>
           <w:ilvl w:val="0"/>
           <w:numId w:val="2"/>
@@ -1197,7 +1925,7 @@
     </w:p>
     <w:p>
       <w:pPr>
-        <w:pStyle w:val="ListParagraph"/>
+        <w:pStyle w:val="oancuaDanhsach"/>
         <w:numPr>
           <w:ilvl w:val="0"/>
           <w:numId w:val="2"/>
@@ -1210,7 +1938,7 @@
     </w:p>
     <w:p>
       <w:pPr>
-        <w:pStyle w:val="ListParagraph"/>
+        <w:pStyle w:val="oancuaDanhsach"/>
         <w:numPr>
           <w:ilvl w:val="0"/>
           <w:numId w:val="2"/>
@@ -1218,21 +1946,329 @@
         <w:spacing w:after="100" w:line="290" w:lineRule="auto"/>
       </w:pPr>
       <w:r>
-        <w:t>Payload CAN (tối đa 8 byte/frame) chứa: góc mục tiêu ×100 (2 byte, giữ nguyên quy ước đang dùng), cờ trạng thái (1 byte: lỗi/OK/đang giữ lực), CRC ngắn (1 byte) — không cần checksum dạng text XOR nữa vì CAN đã có CRC15 phần cứng, tận dụng để giảm tải bit thay vì kiểm tra hai lớp.</w:t>
-      </w:r>
-    </w:p>
-    <w:p>
-      <w:pPr>
-        <w:pStyle w:val="Heading1"/>
+        <w:t xml:space="preserve">Payload CAN (tối đa 8 byte/frame) chứa: góc mục tiêu ×100 (2 byte, giữ nguyên quy ước đang dùng), cờ trạng thái (1 byte: lỗi/OK/đang giữ lực), CRC ngắn (1 byte) — không cần checksum dạng text XOR nữa vì CAN đã có CRC15 phần cứng, tận dụng để giảm tải bit </w:t>
+      </w:r>
+      <w:proofErr w:type="spellStart"/>
+      <w:r>
+        <w:t>thay</w:t>
+      </w:r>
+      <w:proofErr w:type="spellEnd"/>
+      <w:r>
+        <w:t xml:space="preserve"> </w:t>
+      </w:r>
+      <w:proofErr w:type="spellStart"/>
+      <w:r>
+        <w:t>vì</w:t>
+      </w:r>
+      <w:proofErr w:type="spellEnd"/>
+      <w:r>
+        <w:t xml:space="preserve"> </w:t>
+      </w:r>
+      <w:proofErr w:type="spellStart"/>
+      <w:r>
+        <w:t>kiểm</w:t>
+      </w:r>
+      <w:proofErr w:type="spellEnd"/>
+      <w:r>
+        <w:t xml:space="preserve"> </w:t>
+      </w:r>
+      <w:proofErr w:type="spellStart"/>
+      <w:r>
+        <w:t>tra</w:t>
+      </w:r>
+      <w:proofErr w:type="spellEnd"/>
+      <w:r>
+        <w:t xml:space="preserve"> </w:t>
+      </w:r>
+      <w:proofErr w:type="spellStart"/>
+      <w:r>
+        <w:t>hai</w:t>
+      </w:r>
+      <w:proofErr w:type="spellEnd"/>
+      <w:r>
+        <w:t xml:space="preserve"> </w:t>
+      </w:r>
+      <w:proofErr w:type="spellStart"/>
+      <w:r>
+        <w:t>lớp</w:t>
+      </w:r>
+      <w:proofErr w:type="spellEnd"/>
+      <w:r>
+        <w:t>.</w:t>
+      </w:r>
+    </w:p>
+    <w:p>
+      <w:pPr>
+        <w:pStyle w:val="u2"/>
+        <w:rPr>
+          <w:lang w:val="vi-VN"/>
+        </w:rPr>
+      </w:pPr>
+      <w:r>
+        <w:rPr>
+          <w:lang w:val="vi-VN"/>
+        </w:rPr>
+        <w:lastRenderedPageBreak/>
+        <w:t xml:space="preserve">2.4. Thiết kế phần công </w:t>
+      </w:r>
+      <w:r>
+        <w:rPr>
+          <w:lang w:val="vi-VN"/>
+        </w:rPr>
+        <w:t>suất của mạch điều khiển</w:t>
+      </w:r>
+    </w:p>
+    <w:p>
+      <w:pPr>
+        <w:rPr>
+          <w:lang w:val="vi-VN"/>
+        </w:rPr>
+      </w:pPr>
+      <w:r>
+        <w:rPr>
+          <w:lang w:val="vi-VN"/>
+        </w:rPr>
+        <w:t xml:space="preserve">Phần lựa chọn linh kiện và tính toán công suất cho mạch là rất quan trọng khi điều khiển động cơ BLDC, đây la phần quyết định độ bền của động cơ và hiệu suất làm việc của </w:t>
+      </w:r>
+      <w:proofErr w:type="spellStart"/>
+      <w:r>
+        <w:rPr>
+          <w:lang w:val="vi-VN"/>
+        </w:rPr>
+        <w:t>robot</w:t>
+      </w:r>
+      <w:proofErr w:type="spellEnd"/>
+      <w:r>
+        <w:rPr>
+          <w:lang w:val="vi-VN"/>
+        </w:rPr>
+        <w:t xml:space="preserve">. Một mạch công suất tốt sẽ cho ra hiệu suất cao nhất mà động cơ có thể. Giúp động cơ đạt </w:t>
+      </w:r>
+      <w:proofErr w:type="spellStart"/>
+      <w:r>
+        <w:rPr>
+          <w:lang w:val="vi-VN"/>
+        </w:rPr>
+        <w:t>momen</w:t>
+      </w:r>
+      <w:proofErr w:type="spellEnd"/>
+      <w:r>
+        <w:rPr>
+          <w:lang w:val="vi-VN"/>
+        </w:rPr>
+        <w:t xml:space="preserve"> lớn, mượt mà kể cả tốc độ thấp, điều khiển tốc độ tốt, đạt </w:t>
+      </w:r>
+      <w:proofErr w:type="spellStart"/>
+      <w:r>
+        <w:rPr>
+          <w:lang w:val="vi-VN"/>
+        </w:rPr>
+        <w:t>target</w:t>
+      </w:r>
+      <w:proofErr w:type="spellEnd"/>
+      <w:r>
+        <w:rPr>
+          <w:lang w:val="vi-VN"/>
+        </w:rPr>
+        <w:t xml:space="preserve"> nhanh chóng, đáp ứng động nhanh, ít rung, ít nóng, giảm dòng điện tiêu thụ, … Một mạch công suất tốt sẽ cho ra đặc tính cơ cứng, vùng </w:t>
+      </w:r>
+      <w:proofErr w:type="spellStart"/>
+      <w:r>
+        <w:rPr>
+          <w:lang w:val="vi-VN"/>
+        </w:rPr>
+        <w:t>momen</w:t>
+      </w:r>
+      <w:proofErr w:type="spellEnd"/>
+      <w:r>
+        <w:rPr>
+          <w:lang w:val="vi-VN"/>
+        </w:rPr>
+        <w:t xml:space="preserve"> không đổi lớn. </w:t>
+      </w:r>
+    </w:p>
+    <w:p>
+      <w:pPr>
+        <w:pStyle w:val="oancuaDanhsach"/>
+        <w:numPr>
+          <w:ilvl w:val="0"/>
+          <w:numId w:val="4"/>
+        </w:numPr>
+        <w:rPr>
+          <w:lang w:val="vi-VN"/>
+        </w:rPr>
+      </w:pPr>
+      <w:r>
+        <w:rPr>
+          <w:lang w:val="vi-VN"/>
+        </w:rPr>
+        <w:t xml:space="preserve">Xét thông số kỹ thuật của động cơ BLDC GB8115 có </w:t>
+      </w:r>
+      <m:oMath>
+        <m:sSub>
+          <m:sSubPr>
+            <m:ctrlPr>
+              <w:rPr>
+                <w:rFonts w:ascii="Cambria Math" w:hAnsi="Cambria Math"/>
+                <w:i/>
+                <w:lang w:val="vi-VN"/>
+              </w:rPr>
+            </m:ctrlPr>
+          </m:sSubPr>
+          <m:e>
+            <m:r>
+              <w:rPr>
+                <w:rFonts w:ascii="Cambria Math" w:hAnsi="Cambria Math"/>
+                <w:lang w:val="vi-VN"/>
+              </w:rPr>
+              <m:t>U</m:t>
+            </m:r>
+          </m:e>
+          <m:sub>
+            <m:r>
+              <w:rPr>
+                <w:rFonts w:ascii="Cambria Math" w:hAnsi="Cambria Math"/>
+                <w:lang w:val="vi-VN"/>
+              </w:rPr>
+              <m:t>đm</m:t>
+            </m:r>
+          </m:sub>
+        </m:sSub>
+        <m:r>
+          <w:rPr>
+            <w:rFonts w:ascii="Cambria Math" w:hAnsi="Cambria Math"/>
+            <w:lang w:val="vi-VN"/>
+          </w:rPr>
+          <m:t xml:space="preserve">=24V, </m:t>
+        </m:r>
+        <m:sSub>
+          <m:sSubPr>
+            <m:ctrlPr>
+              <w:rPr>
+                <w:rFonts w:ascii="Cambria Math" w:hAnsi="Cambria Math"/>
+                <w:i/>
+                <w:lang w:val="vi-VN"/>
+              </w:rPr>
+            </m:ctrlPr>
+          </m:sSubPr>
+          <m:e>
+            <m:r>
+              <w:rPr>
+                <w:rFonts w:ascii="Cambria Math" w:hAnsi="Cambria Math"/>
+                <w:lang w:val="vi-VN"/>
+              </w:rPr>
+              <m:t>I</m:t>
+            </m:r>
+          </m:e>
+          <m:sub>
+            <m:r>
+              <w:rPr>
+                <w:rFonts w:ascii="Cambria Math" w:hAnsi="Cambria Math"/>
+                <w:lang w:val="vi-VN"/>
+              </w:rPr>
+              <m:t>đm</m:t>
+            </m:r>
+          </m:sub>
+        </m:sSub>
+        <m:r>
+          <w:rPr>
+            <w:rFonts w:ascii="Cambria Math" w:hAnsi="Cambria Math"/>
+            <w:lang w:val="vi-VN"/>
+          </w:rPr>
+          <m:t xml:space="preserve">=5.8A, </m:t>
+        </m:r>
+        <m:sSub>
+          <m:sSubPr>
+            <m:ctrlPr>
+              <w:rPr>
+                <w:rFonts w:ascii="Cambria Math" w:hAnsi="Cambria Math"/>
+                <w:i/>
+                <w:lang w:val="vi-VN"/>
+              </w:rPr>
+            </m:ctrlPr>
+          </m:sSubPr>
+          <m:e>
+            <m:r>
+              <w:rPr>
+                <w:rFonts w:ascii="Cambria Math" w:hAnsi="Cambria Math"/>
+                <w:lang w:val="vi-VN"/>
+              </w:rPr>
+              <m:t>I</m:t>
+            </m:r>
+          </m:e>
+          <m:sub>
+            <m:r>
+              <w:rPr>
+                <w:rFonts w:ascii="Cambria Math" w:hAnsi="Cambria Math"/>
+                <w:lang w:val="vi-VN"/>
+              </w:rPr>
+              <m:t>stall</m:t>
+            </m:r>
+          </m:sub>
+        </m:sSub>
+        <m:r>
+          <w:rPr>
+            <w:rFonts w:ascii="Cambria Math" w:hAnsi="Cambria Math"/>
+            <w:lang w:val="vi-VN"/>
+          </w:rPr>
+          <m:t xml:space="preserve">=33.1A, </m:t>
+        </m:r>
+        <m:sSub>
+          <m:sSubPr>
+            <m:ctrlPr>
+              <w:rPr>
+                <w:rFonts w:ascii="Cambria Math" w:hAnsi="Cambria Math"/>
+                <w:i/>
+                <w:lang w:val="vi-VN"/>
+              </w:rPr>
+            </m:ctrlPr>
+          </m:sSubPr>
+          <m:e>
+            <m:r>
+              <w:rPr>
+                <w:rFonts w:ascii="Cambria Math" w:hAnsi="Cambria Math"/>
+                <w:lang w:val="vi-VN"/>
+              </w:rPr>
+              <m:t>M</m:t>
+            </m:r>
+          </m:e>
+          <m:sub>
+            <m:r>
+              <w:rPr>
+                <w:rFonts w:ascii="Cambria Math" w:hAnsi="Cambria Math"/>
+                <w:lang w:val="vi-VN"/>
+              </w:rPr>
+              <m:t>stall</m:t>
+            </m:r>
+          </m:sub>
+        </m:sSub>
+        <m:r>
+          <w:rPr>
+            <w:rFonts w:ascii="Cambria Math" w:hAnsi="Cambria Math"/>
+            <w:lang w:val="vi-VN"/>
+          </w:rPr>
+          <m:t>=5.17Nm</m:t>
+        </m:r>
+      </m:oMath>
+    </w:p>
+    <w:p>
+      <w:pPr>
+        <w:pStyle w:val="u1"/>
         <w:spacing w:before="360" w:after="160"/>
       </w:pPr>
       <w:r>
-        <w:t>PHẦN III: TÍCH HỢP VISION CHO GẮP–THẢ VẬT THỂ MỞ</w:t>
-      </w:r>
-    </w:p>
-    <w:p>
-      <w:pPr>
-        <w:pStyle w:val="Heading2"/>
+        <w:t xml:space="preserve">PHẦN </w:t>
+      </w:r>
+      <w:r>
+        <w:t>V</w:t>
+      </w:r>
+      <w:r>
+        <w:t>: TÍCH HỢP VISION CHO GẮP–THẢ VẬT THỂ MỞ</w:t>
+      </w:r>
+    </w:p>
+    <w:p>
+      <w:pPr>
+        <w:pStyle w:val="u2"/>
         <w:spacing w:before="280" w:after="140"/>
       </w:pPr>
       <w:r>
@@ -1249,7 +2285,7 @@
     </w:p>
     <w:p>
       <w:pPr>
-        <w:pStyle w:val="ListParagraph"/>
+        <w:pStyle w:val="oancuaDanhsach"/>
         <w:numPr>
           <w:ilvl w:val="0"/>
           <w:numId w:val="2"/>
@@ -1262,7 +2298,7 @@
     </w:p>
     <w:p>
       <w:pPr>
-        <w:pStyle w:val="ListParagraph"/>
+        <w:pStyle w:val="oancuaDanhsach"/>
         <w:numPr>
           <w:ilvl w:val="0"/>
           <w:numId w:val="2"/>
@@ -1270,11 +2306,7 @@
         <w:spacing w:after="100" w:line="290" w:lineRule="auto"/>
       </w:pPr>
       <w:r>
-        <w:t xml:space="preserve">locate-anything: hướng tiếp cận tương tự (ghép mô hình phát hiện vùng đề xuất + mô hình đối sánh embedding ảnh-văn bản kiểu CLIP), là phương án dự phòng nếu NanoOWL không đạt tốc </w:t>
-      </w:r>
-      <w:r>
-        <w:lastRenderedPageBreak/>
-        <w:t>độ khả dụng trên Jetson Nano — nên thử nghiệm song song cả hai trên cùng tập ảnh test để chọn theo cặp tiêu chí (độ chính xác bbox, FPS, dung lượng VRAM) trước khi chốt.</w:t>
+        <w:t>locate-anything: hướng tiếp cận tương tự (ghép mô hình phát hiện vùng đề xuất + mô hình đối sánh embedding ảnh-văn bản kiểu CLIP), là phương án dự phòng nếu NanoOWL không đạt tốc độ khả dụng trên Jetson Nano — nên thử nghiệm song song cả hai trên cùng tập ảnh test để chọn theo cặp tiêu chí (độ chính xác bbox, FPS, dung lượng VRAM) trước khi chốt.</w:t>
       </w:r>
     </w:p>
     <w:p>
@@ -1294,7 +2326,7 @@
     </w:p>
     <w:p>
       <w:pPr>
-        <w:pStyle w:val="Heading2"/>
+        <w:pStyle w:val="u2"/>
         <w:spacing w:before="280" w:after="140"/>
       </w:pPr>
       <w:r>
@@ -1303,7 +2335,7 @@
     </w:p>
     <w:p>
       <w:pPr>
-        <w:pStyle w:val="ListParagraph"/>
+        <w:pStyle w:val="oancuaDanhsach"/>
         <w:numPr>
           <w:ilvl w:val="0"/>
           <w:numId w:val="2"/>
@@ -1316,7 +2348,7 @@
     </w:p>
     <w:p>
       <w:pPr>
-        <w:pStyle w:val="ListParagraph"/>
+        <w:pStyle w:val="oancuaDanhsach"/>
         <w:numPr>
           <w:ilvl w:val="0"/>
           <w:numId w:val="2"/>
@@ -1324,12 +2356,16 @@
         <w:spacing w:after="100" w:line="290" w:lineRule="auto"/>
       </w:pPr>
       <w:r>
-        <w:t>Hand-eye calibration: bắt buộc phải hiệu chỉnh ma trận biến đổi giữa hệ trục camera và hệ trục gốc robot (nếu gắn cố định — eye-to-hand) hoặc giữa camera và khung công cụ cuối (nếu gắn trên cổ tay — eye-in-hand), dùng phương pháp chuẩn Tsai-Lenz hoặc bảng hiệu chỉnh ChArUco; đây là bước hay bị bỏ sót nhưng quyết định toàn bộ độ chính xác gắp vật.</w:t>
-      </w:r>
-    </w:p>
-    <w:p>
-      <w:pPr>
-        <w:pStyle w:val="ListParagraph"/>
+        <w:t xml:space="preserve">Hand-eye calibration: bắt buộc phải hiệu chỉnh ma trận biến đổi giữa hệ trục camera và hệ trục gốc robot (nếu gắn cố định — eye-to-hand) hoặc giữa camera và khung công cụ cuối (nếu gắn </w:t>
+      </w:r>
+      <w:r>
+        <w:lastRenderedPageBreak/>
+        <w:t>trên cổ tay — eye-in-hand), dùng phương pháp chuẩn Tsai-Lenz hoặc bảng hiệu chỉnh ChArUco; đây là bước hay bị bỏ sót nhưng quyết định toàn bộ độ chính xác gắp vật.</w:t>
+      </w:r>
+    </w:p>
+    <w:p>
+      <w:pPr>
+        <w:pStyle w:val="oancuaDanhsach"/>
         <w:numPr>
           <w:ilvl w:val="0"/>
           <w:numId w:val="2"/>
@@ -1342,11 +2378,17 @@
     </w:p>
     <w:p>
       <w:pPr>
-        <w:pStyle w:val="Heading1"/>
+        <w:pStyle w:val="u1"/>
         <w:spacing w:before="360" w:after="160"/>
       </w:pPr>
       <w:r>
-        <w:t>PHẦN IV: LỘ TRÌNH TRIỂN KHAI ĐỀ XUẤT</w:t>
+        <w:t xml:space="preserve">PHẦN </w:t>
+      </w:r>
+      <w:r>
+        <w:t>VI</w:t>
+      </w:r>
+      <w:r>
+        <w:t>: LỘ TRÌNH TRIỂN KHAI ĐỀ XUẤT</w:t>
       </w:r>
     </w:p>
     <w:p>
@@ -1380,12 +2422,6 @@
         <w:gridCol w:w="3200"/>
       </w:tblGrid>
       <w:tr>
-        <w:tblPrEx>
-          <w:tblCellMar>
-            <w:top w:w="0" w:type="dxa"/>
-            <w:bottom w:w="0" w:type="dxa"/>
-          </w:tblCellMar>
-        </w:tblPrEx>
         <w:tc>
           <w:tcPr>
             <w:tcW w:w="1200" w:type="dxa"/>
@@ -1451,12 +2487,6 @@
         </w:tc>
       </w:tr>
       <w:tr>
-        <w:tblPrEx>
-          <w:tblCellMar>
-            <w:top w:w="0" w:type="dxa"/>
-            <w:bottom w:w="0" w:type="dxa"/>
-          </w:tblCellMar>
-        </w:tblPrEx>
         <w:tc>
           <w:tcPr>
             <w:tcW w:w="1200" w:type="dxa"/>
@@ -1507,12 +2537,6 @@
         </w:tc>
       </w:tr>
       <w:tr>
-        <w:tblPrEx>
-          <w:tblCellMar>
-            <w:top w:w="0" w:type="dxa"/>
-            <w:bottom w:w="0" w:type="dxa"/>
-          </w:tblCellMar>
-        </w:tblPrEx>
         <w:tc>
           <w:tcPr>
             <w:tcW w:w="1200" w:type="dxa"/>
@@ -1563,12 +2587,6 @@
         </w:tc>
       </w:tr>
       <w:tr>
-        <w:tblPrEx>
-          <w:tblCellMar>
-            <w:top w:w="0" w:type="dxa"/>
-            <w:bottom w:w="0" w:type="dxa"/>
-          </w:tblCellMar>
-        </w:tblPrEx>
         <w:tc>
           <w:tcPr>
             <w:tcW w:w="1200" w:type="dxa"/>
@@ -1597,7 +2615,15 @@
           </w:tcPr>
           <w:p>
             <w:r>
-              <w:t>Bù trọng lực feed-forward + khảo sát cơ cấu tự hãm khớp vai (mục 1.2b, 1.2a)</w:t>
+              <w:t xml:space="preserve">Bù trọng lực </w:t>
+            </w:r>
+            <w:proofErr w:type="gramStart"/>
+            <w:r>
+              <w:t>feed-forward</w:t>
+            </w:r>
+            <w:proofErr w:type="gramEnd"/>
+            <w:r>
+              <w:t xml:space="preserve"> + khảo sát cơ cấu tự hãm khớp vai (mục 1.2b, 1.2a)</w:t>
             </w:r>
           </w:p>
         </w:tc>
@@ -1619,12 +2645,6 @@
         </w:tc>
       </w:tr>
       <w:tr>
-        <w:tblPrEx>
-          <w:tblCellMar>
-            <w:top w:w="0" w:type="dxa"/>
-            <w:bottom w:w="0" w:type="dxa"/>
-          </w:tblCellMar>
-        </w:tblPrEx>
         <w:tc>
           <w:tcPr>
             <w:tcW w:w="1200" w:type="dxa"/>
@@ -1637,7 +2657,6 @@
           </w:tcPr>
           <w:p>
             <w:r>
-              <w:lastRenderedPageBreak/>
               <w:t>4</w:t>
             </w:r>
           </w:p>
@@ -1676,12 +2695,6 @@
         </w:tc>
       </w:tr>
       <w:tr>
-        <w:tblPrEx>
-          <w:tblCellMar>
-            <w:top w:w="0" w:type="dxa"/>
-            <w:bottom w:w="0" w:type="dxa"/>
-          </w:tblCellMar>
-        </w:tblPrEx>
         <w:tc>
           <w:tcPr>
             <w:tcW w:w="1200" w:type="dxa"/>
@@ -1732,12 +2745,6 @@
         </w:tc>
       </w:tr>
       <w:tr>
-        <w:tblPrEx>
-          <w:tblCellMar>
-            <w:top w:w="0" w:type="dxa"/>
-            <w:bottom w:w="0" w:type="dxa"/>
-          </w:tblCellMar>
-        </w:tblPrEx>
         <w:tc>
           <w:tcPr>
             <w:tcW w:w="1200" w:type="dxa"/>
@@ -1788,12 +2795,6 @@
         </w:tc>
       </w:tr>
       <w:tr>
-        <w:tblPrEx>
-          <w:tblCellMar>
-            <w:top w:w="0" w:type="dxa"/>
-            <w:bottom w:w="0" w:type="dxa"/>
-          </w:tblCellMar>
-        </w:tblPrEx>
         <w:tc>
           <w:tcPr>
             <w:tcW w:w="1200" w:type="dxa"/>
@@ -2020,6 +3021,232 @@
     </w:lvl>
   </w:abstractNum>
   <w:abstractNum w:abstractNumId="3" w15:restartNumberingAfterBreak="0">
+    <w:nsid w:val="3B590F4F"/>
+    <w:multiLevelType w:val="hybridMultilevel"/>
+    <w:tmpl w:val="9FE0CAC8"/>
+    <w:lvl w:ilvl="0" w:tplc="38B01CAE">
+      <w:start w:val="2"/>
+      <w:numFmt w:val="bullet"/>
+      <w:lvlText w:val="-"/>
+      <w:lvlJc w:val="left"/>
+      <w:pPr>
+        <w:ind w:left="720" w:hanging="360"/>
+      </w:pPr>
+      <w:rPr>
+        <w:rFonts w:ascii="Calibri" w:eastAsia="Calibri" w:hAnsi="Calibri" w:cs="Calibri" w:hint="default"/>
+      </w:rPr>
+    </w:lvl>
+    <w:lvl w:ilvl="1" w:tplc="04090003" w:tentative="1">
+      <w:start w:val="1"/>
+      <w:numFmt w:val="bullet"/>
+      <w:lvlText w:val="o"/>
+      <w:lvlJc w:val="left"/>
+      <w:pPr>
+        <w:ind w:left="1440" w:hanging="360"/>
+      </w:pPr>
+      <w:rPr>
+        <w:rFonts w:ascii="Courier New" w:hAnsi="Courier New" w:cs="Courier New" w:hint="default"/>
+      </w:rPr>
+    </w:lvl>
+    <w:lvl w:ilvl="2" w:tplc="04090005" w:tentative="1">
+      <w:start w:val="1"/>
+      <w:numFmt w:val="bullet"/>
+      <w:lvlText w:val=""/>
+      <w:lvlJc w:val="left"/>
+      <w:pPr>
+        <w:ind w:left="2160" w:hanging="360"/>
+      </w:pPr>
+      <w:rPr>
+        <w:rFonts w:ascii="Wingdings" w:hAnsi="Wingdings" w:hint="default"/>
+      </w:rPr>
+    </w:lvl>
+    <w:lvl w:ilvl="3" w:tplc="04090001" w:tentative="1">
+      <w:start w:val="1"/>
+      <w:numFmt w:val="bullet"/>
+      <w:lvlText w:val=""/>
+      <w:lvlJc w:val="left"/>
+      <w:pPr>
+        <w:ind w:left="2880" w:hanging="360"/>
+      </w:pPr>
+      <w:rPr>
+        <w:rFonts w:ascii="Symbol" w:hAnsi="Symbol" w:hint="default"/>
+      </w:rPr>
+    </w:lvl>
+    <w:lvl w:ilvl="4" w:tplc="04090003" w:tentative="1">
+      <w:start w:val="1"/>
+      <w:numFmt w:val="bullet"/>
+      <w:lvlText w:val="o"/>
+      <w:lvlJc w:val="left"/>
+      <w:pPr>
+        <w:ind w:left="3600" w:hanging="360"/>
+      </w:pPr>
+      <w:rPr>
+        <w:rFonts w:ascii="Courier New" w:hAnsi="Courier New" w:cs="Courier New" w:hint="default"/>
+      </w:rPr>
+    </w:lvl>
+    <w:lvl w:ilvl="5" w:tplc="04090005" w:tentative="1">
+      <w:start w:val="1"/>
+      <w:numFmt w:val="bullet"/>
+      <w:lvlText w:val=""/>
+      <w:lvlJc w:val="left"/>
+      <w:pPr>
+        <w:ind w:left="4320" w:hanging="360"/>
+      </w:pPr>
+      <w:rPr>
+        <w:rFonts w:ascii="Wingdings" w:hAnsi="Wingdings" w:hint="default"/>
+      </w:rPr>
+    </w:lvl>
+    <w:lvl w:ilvl="6" w:tplc="04090001" w:tentative="1">
+      <w:start w:val="1"/>
+      <w:numFmt w:val="bullet"/>
+      <w:lvlText w:val=""/>
+      <w:lvlJc w:val="left"/>
+      <w:pPr>
+        <w:ind w:left="5040" w:hanging="360"/>
+      </w:pPr>
+      <w:rPr>
+        <w:rFonts w:ascii="Symbol" w:hAnsi="Symbol" w:hint="default"/>
+      </w:rPr>
+    </w:lvl>
+    <w:lvl w:ilvl="7" w:tplc="04090003" w:tentative="1">
+      <w:start w:val="1"/>
+      <w:numFmt w:val="bullet"/>
+      <w:lvlText w:val="o"/>
+      <w:lvlJc w:val="left"/>
+      <w:pPr>
+        <w:ind w:left="5760" w:hanging="360"/>
+      </w:pPr>
+      <w:rPr>
+        <w:rFonts w:ascii="Courier New" w:hAnsi="Courier New" w:cs="Courier New" w:hint="default"/>
+      </w:rPr>
+    </w:lvl>
+    <w:lvl w:ilvl="8" w:tplc="04090005" w:tentative="1">
+      <w:start w:val="1"/>
+      <w:numFmt w:val="bullet"/>
+      <w:lvlText w:val=""/>
+      <w:lvlJc w:val="left"/>
+      <w:pPr>
+        <w:ind w:left="6480" w:hanging="360"/>
+      </w:pPr>
+      <w:rPr>
+        <w:rFonts w:ascii="Wingdings" w:hAnsi="Wingdings" w:hint="default"/>
+      </w:rPr>
+    </w:lvl>
+  </w:abstractNum>
+  <w:abstractNum w:abstractNumId="4" w15:restartNumberingAfterBreak="0">
+    <w:nsid w:val="60BA1687"/>
+    <w:multiLevelType w:val="hybridMultilevel"/>
+    <w:tmpl w:val="ED709538"/>
+    <w:lvl w:ilvl="0" w:tplc="1864F378">
+      <w:start w:val="2"/>
+      <w:numFmt w:val="bullet"/>
+      <w:lvlText w:val=""/>
+      <w:lvlJc w:val="left"/>
+      <w:pPr>
+        <w:ind w:left="720" w:hanging="360"/>
+      </w:pPr>
+      <w:rPr>
+        <w:rFonts w:ascii="Symbol" w:eastAsia="Calibri" w:hAnsi="Symbol" w:cs="Calibri" w:hint="default"/>
+      </w:rPr>
+    </w:lvl>
+    <w:lvl w:ilvl="1" w:tplc="04090003" w:tentative="1">
+      <w:start w:val="1"/>
+      <w:numFmt w:val="bullet"/>
+      <w:lvlText w:val="o"/>
+      <w:lvlJc w:val="left"/>
+      <w:pPr>
+        <w:ind w:left="1440" w:hanging="360"/>
+      </w:pPr>
+      <w:rPr>
+        <w:rFonts w:ascii="Courier New" w:hAnsi="Courier New" w:cs="Courier New" w:hint="default"/>
+      </w:rPr>
+    </w:lvl>
+    <w:lvl w:ilvl="2" w:tplc="04090005" w:tentative="1">
+      <w:start w:val="1"/>
+      <w:numFmt w:val="bullet"/>
+      <w:lvlText w:val=""/>
+      <w:lvlJc w:val="left"/>
+      <w:pPr>
+        <w:ind w:left="2160" w:hanging="360"/>
+      </w:pPr>
+      <w:rPr>
+        <w:rFonts w:ascii="Wingdings" w:hAnsi="Wingdings" w:hint="default"/>
+      </w:rPr>
+    </w:lvl>
+    <w:lvl w:ilvl="3" w:tplc="04090001" w:tentative="1">
+      <w:start w:val="1"/>
+      <w:numFmt w:val="bullet"/>
+      <w:lvlText w:val=""/>
+      <w:lvlJc w:val="left"/>
+      <w:pPr>
+        <w:ind w:left="2880" w:hanging="360"/>
+      </w:pPr>
+      <w:rPr>
+        <w:rFonts w:ascii="Symbol" w:hAnsi="Symbol" w:hint="default"/>
+      </w:rPr>
+    </w:lvl>
+    <w:lvl w:ilvl="4" w:tplc="04090003" w:tentative="1">
+      <w:start w:val="1"/>
+      <w:numFmt w:val="bullet"/>
+      <w:lvlText w:val="o"/>
+      <w:lvlJc w:val="left"/>
+      <w:pPr>
+        <w:ind w:left="3600" w:hanging="360"/>
+      </w:pPr>
+      <w:rPr>
+        <w:rFonts w:ascii="Courier New" w:hAnsi="Courier New" w:cs="Courier New" w:hint="default"/>
+      </w:rPr>
+    </w:lvl>
+    <w:lvl w:ilvl="5" w:tplc="04090005" w:tentative="1">
+      <w:start w:val="1"/>
+      <w:numFmt w:val="bullet"/>
+      <w:lvlText w:val=""/>
+      <w:lvlJc w:val="left"/>
+      <w:pPr>
+        <w:ind w:left="4320" w:hanging="360"/>
+      </w:pPr>
+      <w:rPr>
+        <w:rFonts w:ascii="Wingdings" w:hAnsi="Wingdings" w:hint="default"/>
+      </w:rPr>
+    </w:lvl>
+    <w:lvl w:ilvl="6" w:tplc="04090001" w:tentative="1">
+      <w:start w:val="1"/>
+      <w:numFmt w:val="bullet"/>
+      <w:lvlText w:val=""/>
+      <w:lvlJc w:val="left"/>
+      <w:pPr>
+        <w:ind w:left="5040" w:hanging="360"/>
+      </w:pPr>
+      <w:rPr>
+        <w:rFonts w:ascii="Symbol" w:hAnsi="Symbol" w:hint="default"/>
+      </w:rPr>
+    </w:lvl>
+    <w:lvl w:ilvl="7" w:tplc="04090003" w:tentative="1">
+      <w:start w:val="1"/>
+      <w:numFmt w:val="bullet"/>
+      <w:lvlText w:val="o"/>
+      <w:lvlJc w:val="left"/>
+      <w:pPr>
+        <w:ind w:left="5760" w:hanging="360"/>
+      </w:pPr>
+      <w:rPr>
+        <w:rFonts w:ascii="Courier New" w:hAnsi="Courier New" w:cs="Courier New" w:hint="default"/>
+      </w:rPr>
+    </w:lvl>
+    <w:lvl w:ilvl="8" w:tplc="04090005" w:tentative="1">
+      <w:start w:val="1"/>
+      <w:numFmt w:val="bullet"/>
+      <w:lvlText w:val=""/>
+      <w:lvlJc w:val="left"/>
+      <w:pPr>
+        <w:ind w:left="6480" w:hanging="360"/>
+      </w:pPr>
+      <w:rPr>
+        <w:rFonts w:ascii="Wingdings" w:hAnsi="Wingdings" w:hint="default"/>
+      </w:rPr>
+    </w:lvl>
+  </w:abstractNum>
+  <w:abstractNum w:abstractNumId="5" w15:restartNumberingAfterBreak="0">
     <w:nsid w:val="6879474F"/>
     <w:multiLevelType w:val="hybridMultilevel"/>
     <w:tmpl w:val="C93A2EDE"/>
@@ -2106,7 +3333,7 @@
     </w:lvl>
   </w:abstractNum>
   <w:num w:numId="1" w16cid:durableId="33510064">
-    <w:abstractNumId w:val="3"/>
+    <w:abstractNumId w:val="5"/>
     <w:lvlOverride w:ilvl="0">
       <w:startOverride w:val="1"/>
     </w:lvlOverride>
@@ -2116,6 +3343,12 @@
     <w:lvlOverride w:ilvl="0">
       <w:startOverride w:val="1"/>
     </w:lvlOverride>
+  </w:num>
+  <w:num w:numId="3" w16cid:durableId="964584044">
+    <w:abstractNumId w:val="3"/>
+  </w:num>
+  <w:num w:numId="4" w16cid:durableId="1842819064">
+    <w:abstractNumId w:val="4"/>
   </w:num>
 </w:numbering>
 </file>
@@ -2511,11 +3744,11 @@
     <w:lsdException w:name="Unresolved Mention" w:semiHidden="1" w:unhideWhenUsed="1"/>
     <w:lsdException w:name="Smart Link" w:semiHidden="1" w:unhideWhenUsed="1"/>
   </w:latentStyles>
-  <w:style w:type="paragraph" w:default="1" w:styleId="Normal">
+  <w:style w:type="paragraph" w:default="1" w:styleId="Binhthng">
     <w:name w:val="Normal"/>
     <w:qFormat/>
   </w:style>
-  <w:style w:type="paragraph" w:styleId="Heading1">
+  <w:style w:type="paragraph" w:styleId="u1">
     <w:name w:val="heading 1"/>
     <w:uiPriority w:val="9"/>
     <w:qFormat/>
@@ -2528,7 +3761,7 @@
       <w:szCs w:val="32"/>
     </w:rPr>
   </w:style>
-  <w:style w:type="paragraph" w:styleId="Heading2">
+  <w:style w:type="paragraph" w:styleId="u2">
     <w:name w:val="heading 2"/>
     <w:uiPriority w:val="9"/>
     <w:unhideWhenUsed/>
@@ -2542,7 +3775,7 @@
       <w:szCs w:val="26"/>
     </w:rPr>
   </w:style>
-  <w:style w:type="paragraph" w:styleId="Heading3">
+  <w:style w:type="paragraph" w:styleId="u3">
     <w:name w:val="heading 3"/>
     <w:uiPriority w:val="9"/>
     <w:unhideWhenUsed/>
@@ -2556,7 +3789,7 @@
       <w:szCs w:val="24"/>
     </w:rPr>
   </w:style>
-  <w:style w:type="paragraph" w:styleId="Heading4">
+  <w:style w:type="paragraph" w:styleId="u4">
     <w:name w:val="heading 4"/>
     <w:uiPriority w:val="9"/>
     <w:semiHidden/>
@@ -2571,7 +3804,7 @@
       <w:color w:val="2E74B5"/>
     </w:rPr>
   </w:style>
-  <w:style w:type="paragraph" w:styleId="Heading5">
+  <w:style w:type="paragraph" w:styleId="u5">
     <w:name w:val="heading 5"/>
     <w:uiPriority w:val="9"/>
     <w:semiHidden/>
@@ -2584,7 +3817,7 @@
       <w:color w:val="2E74B5"/>
     </w:rPr>
   </w:style>
-  <w:style w:type="paragraph" w:styleId="Heading6">
+  <w:style w:type="paragraph" w:styleId="u6">
     <w:name w:val="heading 6"/>
     <w:uiPriority w:val="9"/>
     <w:semiHidden/>
@@ -2597,13 +3830,13 @@
       <w:color w:val="1F4D78"/>
     </w:rPr>
   </w:style>
-  <w:style w:type="character" w:default="1" w:styleId="DefaultParagraphFont">
+  <w:style w:type="character" w:default="1" w:styleId="Phngmcinhcuaoanvn">
     <w:name w:val="Default Paragraph Font"/>
     <w:uiPriority w:val="1"/>
     <w:semiHidden/>
     <w:unhideWhenUsed/>
   </w:style>
-  <w:style w:type="table" w:default="1" w:styleId="TableNormal">
+  <w:style w:type="table" w:default="1" w:styleId="BangThngthng">
     <w:name w:val="Normal Table"/>
     <w:uiPriority w:val="99"/>
     <w:semiHidden/>
@@ -2618,13 +3851,13 @@
       </w:tblCellMar>
     </w:tblPr>
   </w:style>
-  <w:style w:type="numbering" w:default="1" w:styleId="NoList">
+  <w:style w:type="numbering" w:default="1" w:styleId="Khngco">
     <w:name w:val="No List"/>
     <w:uiPriority w:val="99"/>
     <w:semiHidden/>
     <w:unhideWhenUsed/>
   </w:style>
-  <w:style w:type="paragraph" w:styleId="Title">
+  <w:style w:type="paragraph" w:styleId="Tiu">
     <w:name w:val="Title"/>
     <w:uiPriority w:val="10"/>
     <w:qFormat/>
@@ -2641,11 +3874,11 @@
       <w:bCs/>
     </w:rPr>
   </w:style>
-  <w:style w:type="paragraph" w:styleId="ListParagraph">
+  <w:style w:type="paragraph" w:styleId="oancuaDanhsach">
     <w:name w:val="List Paragraph"/>
     <w:qFormat/>
   </w:style>
-  <w:style w:type="character" w:styleId="Hyperlink">
+  <w:style w:type="character" w:styleId="Siuktni">
     <w:name w:val="Hyperlink"/>
     <w:uiPriority w:val="99"/>
     <w:unhideWhenUsed/>
@@ -2654,7 +3887,7 @@
       <w:u w:val="single"/>
     </w:rPr>
   </w:style>
-  <w:style w:type="character" w:styleId="FootnoteReference">
+  <w:style w:type="character" w:styleId="ThamchiuCcchu">
     <w:name w:val="footnote reference"/>
     <w:uiPriority w:val="99"/>
     <w:semiHidden/>
@@ -2663,9 +3896,9 @@
       <w:vertAlign w:val="superscript"/>
     </w:rPr>
   </w:style>
-  <w:style w:type="paragraph" w:styleId="FootnoteText">
+  <w:style w:type="paragraph" w:styleId="VnbanCcchu">
     <w:name w:val="footnote text"/>
-    <w:link w:val="FootnoteTextChar"/>
+    <w:link w:val="VnbanCcchuChar"/>
     <w:uiPriority w:val="99"/>
     <w:semiHidden/>
     <w:unhideWhenUsed/>
@@ -2674,9 +3907,9 @@
       <w:szCs w:val="20"/>
     </w:rPr>
   </w:style>
-  <w:style w:type="character" w:customStyle="1" w:styleId="FootnoteTextChar">
-    <w:name w:val="Footnote Text Char"/>
-    <w:link w:val="FootnoteText"/>
+  <w:style w:type="character" w:customStyle="1" w:styleId="VnbanCcchuChar">
+    <w:name w:val="Văn bản Cước chú Char"/>
+    <w:link w:val="VnbanCcchu"/>
     <w:uiPriority w:val="99"/>
     <w:semiHidden/>
     <w:unhideWhenUsed/>
@@ -2685,7 +3918,7 @@
       <w:szCs w:val="20"/>
     </w:rPr>
   </w:style>
-  <w:style w:type="character" w:styleId="EndnoteReference">
+  <w:style w:type="character" w:styleId="ThamchiuChuthichcui">
     <w:name w:val="endnote reference"/>
     <w:uiPriority w:val="99"/>
     <w:semiHidden/>
@@ -2694,9 +3927,9 @@
       <w:vertAlign w:val="superscript"/>
     </w:rPr>
   </w:style>
-  <w:style w:type="paragraph" w:styleId="EndnoteText">
+  <w:style w:type="paragraph" w:styleId="VnbanChuthichcui">
     <w:name w:val="endnote text"/>
-    <w:link w:val="EndnoteTextChar"/>
+    <w:link w:val="VnbanChuthichcuiChar"/>
     <w:uiPriority w:val="99"/>
     <w:semiHidden/>
     <w:unhideWhenUsed/>
@@ -2705,15 +3938,25 @@
       <w:szCs w:val="20"/>
     </w:rPr>
   </w:style>
-  <w:style w:type="character" w:customStyle="1" w:styleId="EndnoteTextChar">
-    <w:name w:val="Endnote Text Char"/>
-    <w:link w:val="EndnoteText"/>
+  <w:style w:type="character" w:customStyle="1" w:styleId="VnbanChuthichcuiChar">
+    <w:name w:val="Văn bản Chú thích cuối Char"/>
+    <w:link w:val="VnbanChuthichcui"/>
     <w:uiPriority w:val="99"/>
     <w:semiHidden/>
     <w:unhideWhenUsed/>
     <w:rPr>
       <w:sz w:val="20"/>
       <w:szCs w:val="20"/>
+    </w:rPr>
+  </w:style>
+  <w:style w:type="character" w:styleId="VnbanChdanhsn">
+    <w:name w:val="Placeholder Text"/>
+    <w:basedOn w:val="Phngmcinhcuaoanvn"/>
+    <w:uiPriority w:val="99"/>
+    <w:semiHidden/>
+    <w:rsid w:val="00D246C8"/>
+    <w:rPr>
+      <w:color w:val="666666"/>
     </w:rPr>
   </w:style>
 </w:styles>
